--- a/content/templates/openagreements-employment-confidentiality-acknowledgement/template.docx
+++ b/content/templates/openagreements-employment-confidentiality-acknowledgement/template.docx
@@ -112,6 +112,8 @@
                 <w:rFonts w:ascii="Arial" w:cs="Arial" w:eastAsia="Arial" w:hAnsi="Arial"/>
                 <w:b/>
                 <w:bCs/>
+                <w:i w:val="false"/>
+                <w:iCs w:val="false"/>
                 <w:color w:val="1D2021"/>
                 <w:sz w:val="22"/>
                 <w:szCs w:val="22"/>
@@ -186,6 +188,8 @@
                 <w:rFonts w:ascii="Arial" w:cs="Arial" w:eastAsia="Arial" w:hAnsi="Arial"/>
                 <w:b/>
                 <w:bCs/>
+                <w:i w:val="false"/>
+                <w:iCs w:val="false"/>
                 <w:color w:val="1D2021"/>
                 <w:sz w:val="22"/>
                 <w:szCs w:val="22"/>
@@ -260,6 +264,8 @@
                 <w:rFonts w:ascii="Arial" w:cs="Arial" w:eastAsia="Arial" w:hAnsi="Arial"/>
                 <w:b/>
                 <w:bCs/>
+                <w:i w:val="false"/>
+                <w:iCs w:val="false"/>
                 <w:color w:val="1D2021"/>
                 <w:sz w:val="22"/>
                 <w:szCs w:val="22"/>
@@ -334,6 +340,8 @@
                 <w:rFonts w:ascii="Arial" w:cs="Arial" w:eastAsia="Arial" w:hAnsi="Arial"/>
                 <w:b/>
                 <w:bCs/>
+                <w:i w:val="false"/>
+                <w:iCs w:val="false"/>
                 <w:color w:val="1D2021"/>
                 <w:sz w:val="22"/>
                 <w:szCs w:val="22"/>
@@ -408,6 +416,8 @@
                 <w:rFonts w:ascii="Arial" w:cs="Arial" w:eastAsia="Arial" w:hAnsi="Arial"/>
                 <w:b/>
                 <w:bCs/>
+                <w:i w:val="false"/>
+                <w:iCs w:val="false"/>
                 <w:color w:val="1D2021"/>
                 <w:sz w:val="22"/>
                 <w:szCs w:val="22"/>
@@ -482,6 +492,8 @@
                 <w:rFonts w:ascii="Arial" w:cs="Arial" w:eastAsia="Arial" w:hAnsi="Arial"/>
                 <w:b/>
                 <w:bCs/>
+                <w:i w:val="false"/>
+                <w:iCs w:val="false"/>
                 <w:color w:val="1D2021"/>
                 <w:sz w:val="22"/>
                 <w:szCs w:val="22"/>
@@ -556,6 +568,8 @@
                 <w:rFonts w:ascii="Arial" w:cs="Arial" w:eastAsia="Arial" w:hAnsi="Arial"/>
                 <w:b/>
                 <w:bCs/>
+                <w:i w:val="false"/>
+                <w:iCs w:val="false"/>
                 <w:color w:val="1D2021"/>
                 <w:sz w:val="22"/>
                 <w:szCs w:val="22"/>
@@ -630,6 +644,8 @@
                 <w:rFonts w:ascii="Arial" w:cs="Arial" w:eastAsia="Arial" w:hAnsi="Arial"/>
                 <w:b/>
                 <w:bCs/>
+                <w:i w:val="false"/>
+                <w:iCs w:val="false"/>
                 <w:color w:val="1D2021"/>
                 <w:sz w:val="22"/>
                 <w:szCs w:val="22"/>
@@ -704,6 +720,8 @@
                 <w:rFonts w:ascii="Arial" w:cs="Arial" w:eastAsia="Arial" w:hAnsi="Arial"/>
                 <w:b/>
                 <w:bCs/>
+                <w:i w:val="false"/>
+                <w:iCs w:val="false"/>
                 <w:color w:val="1D2021"/>
                 <w:sz w:val="22"/>
                 <w:szCs w:val="22"/>

--- a/content/templates/openagreements-employment-confidentiality-acknowledgement/template.docx
+++ b/content/templates/openagreements-employment-confidentiality-acknowledgement/template.docx
@@ -96,9 +96,9 @@
               <w:right w:val="nil" w:color="FFFFFF" w:sz="0"/>
             </w:tcBorders>
             <w:tcMar>
-              <w:top w:type="dxa" w:w="144"/>
-              <w:left w:type="dxa" w:w="115"/>
-              <w:bottom w:type="dxa" w:w="144"/>
+              <w:top w:type="dxa" w:w="32"/>
+              <w:left w:type="dxa" w:w="115"/>
+              <w:bottom w:type="dxa" w:w="32"/>
               <w:right w:type="dxa" w:w="115"/>
             </w:tcMar>
             <w:vAlign w:val="center"/>
@@ -131,9 +131,9 @@
               <w:right w:val="nil" w:color="FFFFFF" w:sz="0"/>
             </w:tcBorders>
             <w:tcMar>
-              <w:top w:type="dxa" w:w="144"/>
-              <w:left w:type="dxa" w:w="115"/>
-              <w:bottom w:type="dxa" w:w="144"/>
+              <w:top w:type="dxa" w:w="32"/>
+              <w:left w:type="dxa" w:w="115"/>
+              <w:bottom w:type="dxa" w:w="32"/>
               <w:right w:type="dxa" w:w="115"/>
             </w:tcMar>
             <w:vAlign w:val="center"/>
@@ -172,9 +172,9 @@
               <w:right w:val="nil" w:color="FFFFFF" w:sz="0"/>
             </w:tcBorders>
             <w:tcMar>
-              <w:top w:type="dxa" w:w="144"/>
-              <w:left w:type="dxa" w:w="115"/>
-              <w:bottom w:type="dxa" w:w="144"/>
+              <w:top w:type="dxa" w:w="32"/>
+              <w:left w:type="dxa" w:w="115"/>
+              <w:bottom w:type="dxa" w:w="32"/>
               <w:right w:type="dxa" w:w="115"/>
             </w:tcMar>
             <w:vAlign w:val="center"/>
@@ -207,9 +207,9 @@
               <w:right w:val="nil" w:color="FFFFFF" w:sz="0"/>
             </w:tcBorders>
             <w:tcMar>
-              <w:top w:type="dxa" w:w="144"/>
-              <w:left w:type="dxa" w:w="115"/>
-              <w:bottom w:type="dxa" w:w="144"/>
+              <w:top w:type="dxa" w:w="32"/>
+              <w:left w:type="dxa" w:w="115"/>
+              <w:bottom w:type="dxa" w:w="32"/>
               <w:right w:type="dxa" w:w="115"/>
             </w:tcMar>
             <w:vAlign w:val="center"/>
@@ -248,9 +248,9 @@
               <w:right w:val="nil" w:color="FFFFFF" w:sz="0"/>
             </w:tcBorders>
             <w:tcMar>
-              <w:top w:type="dxa" w:w="144"/>
-              <w:left w:type="dxa" w:w="115"/>
-              <w:bottom w:type="dxa" w:w="144"/>
+              <w:top w:type="dxa" w:w="32"/>
+              <w:left w:type="dxa" w:w="115"/>
+              <w:bottom w:type="dxa" w:w="32"/>
               <w:right w:type="dxa" w:w="115"/>
             </w:tcMar>
             <w:vAlign w:val="center"/>
@@ -283,9 +283,9 @@
               <w:right w:val="nil" w:color="FFFFFF" w:sz="0"/>
             </w:tcBorders>
             <w:tcMar>
-              <w:top w:type="dxa" w:w="144"/>
-              <w:left w:type="dxa" w:w="115"/>
-              <w:bottom w:type="dxa" w:w="144"/>
+              <w:top w:type="dxa" w:w="32"/>
+              <w:left w:type="dxa" w:w="115"/>
+              <w:bottom w:type="dxa" w:w="32"/>
               <w:right w:type="dxa" w:w="115"/>
             </w:tcMar>
             <w:vAlign w:val="center"/>
@@ -324,9 +324,9 @@
               <w:right w:val="nil" w:color="FFFFFF" w:sz="0"/>
             </w:tcBorders>
             <w:tcMar>
-              <w:top w:type="dxa" w:w="144"/>
-              <w:left w:type="dxa" w:w="115"/>
-              <w:bottom w:type="dxa" w:w="144"/>
+              <w:top w:type="dxa" w:w="32"/>
+              <w:left w:type="dxa" w:w="115"/>
+              <w:bottom w:type="dxa" w:w="32"/>
               <w:right w:type="dxa" w:w="115"/>
             </w:tcMar>
             <w:vAlign w:val="center"/>
@@ -359,9 +359,9 @@
               <w:right w:val="nil" w:color="FFFFFF" w:sz="0"/>
             </w:tcBorders>
             <w:tcMar>
-              <w:top w:type="dxa" w:w="144"/>
-              <w:left w:type="dxa" w:w="115"/>
-              <w:bottom w:type="dxa" w:w="144"/>
+              <w:top w:type="dxa" w:w="32"/>
+              <w:left w:type="dxa" w:w="115"/>
+              <w:bottom w:type="dxa" w:w="32"/>
               <w:right w:type="dxa" w:w="115"/>
             </w:tcMar>
             <w:vAlign w:val="center"/>
@@ -400,9 +400,9 @@
               <w:right w:val="nil" w:color="FFFFFF" w:sz="0"/>
             </w:tcBorders>
             <w:tcMar>
-              <w:top w:type="dxa" w:w="144"/>
-              <w:left w:type="dxa" w:w="115"/>
-              <w:bottom w:type="dxa" w:w="144"/>
+              <w:top w:type="dxa" w:w="32"/>
+              <w:left w:type="dxa" w:w="115"/>
+              <w:bottom w:type="dxa" w:w="32"/>
               <w:right w:type="dxa" w:w="115"/>
             </w:tcMar>
             <w:vAlign w:val="center"/>
@@ -435,9 +435,9 @@
               <w:right w:val="nil" w:color="FFFFFF" w:sz="0"/>
             </w:tcBorders>
             <w:tcMar>
-              <w:top w:type="dxa" w:w="144"/>
-              <w:left w:type="dxa" w:w="115"/>
-              <w:bottom w:type="dxa" w:w="144"/>
+              <w:top w:type="dxa" w:w="32"/>
+              <w:left w:type="dxa" w:w="115"/>
+              <w:bottom w:type="dxa" w:w="32"/>
               <w:right w:type="dxa" w:w="115"/>
             </w:tcMar>
             <w:vAlign w:val="center"/>
@@ -476,9 +476,9 @@
               <w:right w:val="nil" w:color="FFFFFF" w:sz="0"/>
             </w:tcBorders>
             <w:tcMar>
-              <w:top w:type="dxa" w:w="144"/>
-              <w:left w:type="dxa" w:w="115"/>
-              <w:bottom w:type="dxa" w:w="144"/>
+              <w:top w:type="dxa" w:w="32"/>
+              <w:left w:type="dxa" w:w="115"/>
+              <w:bottom w:type="dxa" w:w="32"/>
               <w:right w:type="dxa" w:w="115"/>
             </w:tcMar>
             <w:vAlign w:val="center"/>
@@ -511,9 +511,9 @@
               <w:right w:val="nil" w:color="FFFFFF" w:sz="0"/>
             </w:tcBorders>
             <w:tcMar>
-              <w:top w:type="dxa" w:w="144"/>
-              <w:left w:type="dxa" w:w="115"/>
-              <w:bottom w:type="dxa" w:w="144"/>
+              <w:top w:type="dxa" w:w="32"/>
+              <w:left w:type="dxa" w:w="115"/>
+              <w:bottom w:type="dxa" w:w="32"/>
               <w:right w:type="dxa" w:w="115"/>
             </w:tcMar>
             <w:vAlign w:val="center"/>
@@ -552,9 +552,9 @@
               <w:right w:val="nil" w:color="FFFFFF" w:sz="0"/>
             </w:tcBorders>
             <w:tcMar>
-              <w:top w:type="dxa" w:w="144"/>
-              <w:left w:type="dxa" w:w="115"/>
-              <w:bottom w:type="dxa" w:w="144"/>
+              <w:top w:type="dxa" w:w="32"/>
+              <w:left w:type="dxa" w:w="115"/>
+              <w:bottom w:type="dxa" w:w="32"/>
               <w:right w:type="dxa" w:w="115"/>
             </w:tcMar>
             <w:vAlign w:val="center"/>
@@ -587,9 +587,9 @@
               <w:right w:val="nil" w:color="FFFFFF" w:sz="0"/>
             </w:tcBorders>
             <w:tcMar>
-              <w:top w:type="dxa" w:w="144"/>
-              <w:left w:type="dxa" w:w="115"/>
-              <w:bottom w:type="dxa" w:w="144"/>
+              <w:top w:type="dxa" w:w="32"/>
+              <w:left w:type="dxa" w:w="115"/>
+              <w:bottom w:type="dxa" w:w="32"/>
               <w:right w:type="dxa" w:w="115"/>
             </w:tcMar>
             <w:vAlign w:val="center"/>
@@ -628,9 +628,9 @@
               <w:right w:val="nil" w:color="FFFFFF" w:sz="0"/>
             </w:tcBorders>
             <w:tcMar>
-              <w:top w:type="dxa" w:w="144"/>
-              <w:left w:type="dxa" w:w="115"/>
-              <w:bottom w:type="dxa" w:w="144"/>
+              <w:top w:type="dxa" w:w="32"/>
+              <w:left w:type="dxa" w:w="115"/>
+              <w:bottom w:type="dxa" w:w="32"/>
               <w:right w:type="dxa" w:w="115"/>
             </w:tcMar>
             <w:vAlign w:val="center"/>
@@ -663,9 +663,9 @@
               <w:right w:val="nil" w:color="FFFFFF" w:sz="0"/>
             </w:tcBorders>
             <w:tcMar>
-              <w:top w:type="dxa" w:w="144"/>
-              <w:left w:type="dxa" w:w="115"/>
-              <w:bottom w:type="dxa" w:w="144"/>
+              <w:top w:type="dxa" w:w="32"/>
+              <w:left w:type="dxa" w:w="115"/>
+              <w:bottom w:type="dxa" w:w="32"/>
               <w:right w:type="dxa" w:w="115"/>
             </w:tcMar>
             <w:vAlign w:val="center"/>
@@ -704,9 +704,9 @@
               <w:right w:val="nil" w:color="FFFFFF" w:sz="0"/>
             </w:tcBorders>
             <w:tcMar>
-              <w:top w:type="dxa" w:w="144"/>
-              <w:left w:type="dxa" w:w="115"/>
-              <w:bottom w:type="dxa" w:w="144"/>
+              <w:top w:type="dxa" w:w="32"/>
+              <w:left w:type="dxa" w:w="115"/>
+              <w:bottom w:type="dxa" w:w="32"/>
               <w:right w:type="dxa" w:w="115"/>
             </w:tcMar>
             <w:vAlign w:val="center"/>
@@ -739,9 +739,9 @@
               <w:right w:val="nil" w:color="FFFFFF" w:sz="0"/>
             </w:tcBorders>
             <w:tcMar>
-              <w:top w:type="dxa" w:w="144"/>
-              <w:left w:type="dxa" w:w="115"/>
-              <w:bottom w:type="dxa" w:w="144"/>
+              <w:top w:type="dxa" w:w="32"/>
+              <w:left w:type="dxa" w:w="115"/>
+              <w:bottom w:type="dxa" w:w="32"/>
               <w:right w:type="dxa" w:w="115"/>
             </w:tcMar>
             <w:vAlign w:val="center"/>

--- a/content/templates/openagreements-employment-confidentiality-acknowledgement/template.docx
+++ b/content/templates/openagreements-employment-confidentiality-acknowledgement/template.docx
@@ -44,9 +44,9 @@
               <w:right w:val="nil" w:color="FFFFFF" w:sz="0"/>
             </w:tcBorders>
             <w:tcMar>
-              <w:top w:type="dxa" w:w="144"/>
-              <w:left w:type="dxa" w:w="115"/>
-              <w:bottom w:type="dxa" w:w="144"/>
+              <w:top w:type="dxa" w:w="80"/>
+              <w:left w:type="dxa" w:w="115"/>
+              <w:bottom w:type="dxa" w:w="80"/>
               <w:right w:type="dxa" w:w="115"/>
             </w:tcMar>
             <w:vAlign w:val="center"/>
@@ -96,16 +96,16 @@
               <w:right w:val="nil" w:color="FFFFFF" w:sz="0"/>
             </w:tcBorders>
             <w:tcMar>
-              <w:top w:type="dxa" w:w="32"/>
-              <w:left w:type="dxa" w:w="115"/>
-              <w:bottom w:type="dxa" w:w="32"/>
-              <w:right w:type="dxa" w:w="115"/>
-            </w:tcMar>
-            <w:vAlign w:val="center"/>
-          </w:tcPr>
-          <w:p>
-            <w:pPr>
-              <w:spacing w:after="0" w:line="340"/>
+              <w:top w:type="dxa" w:w="80"/>
+              <w:left w:type="dxa" w:w="115"/>
+              <w:bottom w:type="dxa" w:w="80"/>
+              <w:right w:type="dxa" w:w="115"/>
+            </w:tcMar>
+            <w:vAlign w:val="center"/>
+          </w:tcPr>
+          <w:p>
+            <w:pPr>
+              <w:spacing w:before="0" w:after="0" w:line="340"/>
             </w:pPr>
             <w:r>
               <w:rPr>
@@ -131,9 +131,9 @@
               <w:right w:val="nil" w:color="FFFFFF" w:sz="0"/>
             </w:tcBorders>
             <w:tcMar>
-              <w:top w:type="dxa" w:w="32"/>
-              <w:left w:type="dxa" w:w="115"/>
-              <w:bottom w:type="dxa" w:w="32"/>
+              <w:top w:type="dxa" w:w="80"/>
+              <w:left w:type="dxa" w:w="115"/>
+              <w:bottom w:type="dxa" w:w="80"/>
               <w:right w:type="dxa" w:w="115"/>
             </w:tcMar>
             <w:vAlign w:val="center"/>
@@ -172,16 +172,16 @@
               <w:right w:val="nil" w:color="FFFFFF" w:sz="0"/>
             </w:tcBorders>
             <w:tcMar>
-              <w:top w:type="dxa" w:w="32"/>
-              <w:left w:type="dxa" w:w="115"/>
-              <w:bottom w:type="dxa" w:w="32"/>
-              <w:right w:type="dxa" w:w="115"/>
-            </w:tcMar>
-            <w:vAlign w:val="center"/>
-          </w:tcPr>
-          <w:p>
-            <w:pPr>
-              <w:spacing w:after="0" w:line="340"/>
+              <w:top w:type="dxa" w:w="80"/>
+              <w:left w:type="dxa" w:w="115"/>
+              <w:bottom w:type="dxa" w:w="80"/>
+              <w:right w:type="dxa" w:w="115"/>
+            </w:tcMar>
+            <w:vAlign w:val="center"/>
+          </w:tcPr>
+          <w:p>
+            <w:pPr>
+              <w:spacing w:before="0" w:after="0" w:line="340"/>
             </w:pPr>
             <w:r>
               <w:rPr>
@@ -207,9 +207,9 @@
               <w:right w:val="nil" w:color="FFFFFF" w:sz="0"/>
             </w:tcBorders>
             <w:tcMar>
-              <w:top w:type="dxa" w:w="32"/>
-              <w:left w:type="dxa" w:w="115"/>
-              <w:bottom w:type="dxa" w:w="32"/>
+              <w:top w:type="dxa" w:w="80"/>
+              <w:left w:type="dxa" w:w="115"/>
+              <w:bottom w:type="dxa" w:w="80"/>
               <w:right w:type="dxa" w:w="115"/>
             </w:tcMar>
             <w:vAlign w:val="center"/>
@@ -248,16 +248,16 @@
               <w:right w:val="nil" w:color="FFFFFF" w:sz="0"/>
             </w:tcBorders>
             <w:tcMar>
-              <w:top w:type="dxa" w:w="32"/>
-              <w:left w:type="dxa" w:w="115"/>
-              <w:bottom w:type="dxa" w:w="32"/>
-              <w:right w:type="dxa" w:w="115"/>
-            </w:tcMar>
-            <w:vAlign w:val="center"/>
-          </w:tcPr>
-          <w:p>
-            <w:pPr>
-              <w:spacing w:after="0" w:line="340"/>
+              <w:top w:type="dxa" w:w="80"/>
+              <w:left w:type="dxa" w:w="115"/>
+              <w:bottom w:type="dxa" w:w="80"/>
+              <w:right w:type="dxa" w:w="115"/>
+            </w:tcMar>
+            <w:vAlign w:val="center"/>
+          </w:tcPr>
+          <w:p>
+            <w:pPr>
+              <w:spacing w:before="0" w:after="0" w:line="340"/>
             </w:pPr>
             <w:r>
               <w:rPr>
@@ -283,9 +283,9 @@
               <w:right w:val="nil" w:color="FFFFFF" w:sz="0"/>
             </w:tcBorders>
             <w:tcMar>
-              <w:top w:type="dxa" w:w="32"/>
-              <w:left w:type="dxa" w:w="115"/>
-              <w:bottom w:type="dxa" w:w="32"/>
+              <w:top w:type="dxa" w:w="80"/>
+              <w:left w:type="dxa" w:w="115"/>
+              <w:bottom w:type="dxa" w:w="80"/>
               <w:right w:type="dxa" w:w="115"/>
             </w:tcMar>
             <w:vAlign w:val="center"/>
@@ -324,16 +324,16 @@
               <w:right w:val="nil" w:color="FFFFFF" w:sz="0"/>
             </w:tcBorders>
             <w:tcMar>
-              <w:top w:type="dxa" w:w="32"/>
-              <w:left w:type="dxa" w:w="115"/>
-              <w:bottom w:type="dxa" w:w="32"/>
-              <w:right w:type="dxa" w:w="115"/>
-            </w:tcMar>
-            <w:vAlign w:val="center"/>
-          </w:tcPr>
-          <w:p>
-            <w:pPr>
-              <w:spacing w:after="0" w:line="340"/>
+              <w:top w:type="dxa" w:w="80"/>
+              <w:left w:type="dxa" w:w="115"/>
+              <w:bottom w:type="dxa" w:w="80"/>
+              <w:right w:type="dxa" w:w="115"/>
+            </w:tcMar>
+            <w:vAlign w:val="center"/>
+          </w:tcPr>
+          <w:p>
+            <w:pPr>
+              <w:spacing w:before="0" w:after="0" w:line="340"/>
             </w:pPr>
             <w:r>
               <w:rPr>
@@ -359,9 +359,9 @@
               <w:right w:val="nil" w:color="FFFFFF" w:sz="0"/>
             </w:tcBorders>
             <w:tcMar>
-              <w:top w:type="dxa" w:w="32"/>
-              <w:left w:type="dxa" w:w="115"/>
-              <w:bottom w:type="dxa" w:w="32"/>
+              <w:top w:type="dxa" w:w="80"/>
+              <w:left w:type="dxa" w:w="115"/>
+              <w:bottom w:type="dxa" w:w="80"/>
               <w:right w:type="dxa" w:w="115"/>
             </w:tcMar>
             <w:vAlign w:val="center"/>
@@ -400,16 +400,16 @@
               <w:right w:val="nil" w:color="FFFFFF" w:sz="0"/>
             </w:tcBorders>
             <w:tcMar>
-              <w:top w:type="dxa" w:w="32"/>
-              <w:left w:type="dxa" w:w="115"/>
-              <w:bottom w:type="dxa" w:w="32"/>
-              <w:right w:type="dxa" w:w="115"/>
-            </w:tcMar>
-            <w:vAlign w:val="center"/>
-          </w:tcPr>
-          <w:p>
-            <w:pPr>
-              <w:spacing w:after="0" w:line="340"/>
+              <w:top w:type="dxa" w:w="80"/>
+              <w:left w:type="dxa" w:w="115"/>
+              <w:bottom w:type="dxa" w:w="80"/>
+              <w:right w:type="dxa" w:w="115"/>
+            </w:tcMar>
+            <w:vAlign w:val="center"/>
+          </w:tcPr>
+          <w:p>
+            <w:pPr>
+              <w:spacing w:before="0" w:after="0" w:line="340"/>
             </w:pPr>
             <w:r>
               <w:rPr>
@@ -435,9 +435,9 @@
               <w:right w:val="nil" w:color="FFFFFF" w:sz="0"/>
             </w:tcBorders>
             <w:tcMar>
-              <w:top w:type="dxa" w:w="32"/>
-              <w:left w:type="dxa" w:w="115"/>
-              <w:bottom w:type="dxa" w:w="32"/>
+              <w:top w:type="dxa" w:w="80"/>
+              <w:left w:type="dxa" w:w="115"/>
+              <w:bottom w:type="dxa" w:w="80"/>
               <w:right w:type="dxa" w:w="115"/>
             </w:tcMar>
             <w:vAlign w:val="center"/>
@@ -476,16 +476,16 @@
               <w:right w:val="nil" w:color="FFFFFF" w:sz="0"/>
             </w:tcBorders>
             <w:tcMar>
-              <w:top w:type="dxa" w:w="32"/>
-              <w:left w:type="dxa" w:w="115"/>
-              <w:bottom w:type="dxa" w:w="32"/>
-              <w:right w:type="dxa" w:w="115"/>
-            </w:tcMar>
-            <w:vAlign w:val="center"/>
-          </w:tcPr>
-          <w:p>
-            <w:pPr>
-              <w:spacing w:after="0" w:line="340"/>
+              <w:top w:type="dxa" w:w="80"/>
+              <w:left w:type="dxa" w:w="115"/>
+              <w:bottom w:type="dxa" w:w="80"/>
+              <w:right w:type="dxa" w:w="115"/>
+            </w:tcMar>
+            <w:vAlign w:val="center"/>
+          </w:tcPr>
+          <w:p>
+            <w:pPr>
+              <w:spacing w:before="0" w:after="0" w:line="340"/>
             </w:pPr>
             <w:r>
               <w:rPr>
@@ -511,9 +511,9 @@
               <w:right w:val="nil" w:color="FFFFFF" w:sz="0"/>
             </w:tcBorders>
             <w:tcMar>
-              <w:top w:type="dxa" w:w="32"/>
-              <w:left w:type="dxa" w:w="115"/>
-              <w:bottom w:type="dxa" w:w="32"/>
+              <w:top w:type="dxa" w:w="80"/>
+              <w:left w:type="dxa" w:w="115"/>
+              <w:bottom w:type="dxa" w:w="80"/>
               <w:right w:type="dxa" w:w="115"/>
             </w:tcMar>
             <w:vAlign w:val="center"/>
@@ -552,16 +552,16 @@
               <w:right w:val="nil" w:color="FFFFFF" w:sz="0"/>
             </w:tcBorders>
             <w:tcMar>
-              <w:top w:type="dxa" w:w="32"/>
-              <w:left w:type="dxa" w:w="115"/>
-              <w:bottom w:type="dxa" w:w="32"/>
-              <w:right w:type="dxa" w:w="115"/>
-            </w:tcMar>
-            <w:vAlign w:val="center"/>
-          </w:tcPr>
-          <w:p>
-            <w:pPr>
-              <w:spacing w:after="0" w:line="340"/>
+              <w:top w:type="dxa" w:w="80"/>
+              <w:left w:type="dxa" w:w="115"/>
+              <w:bottom w:type="dxa" w:w="80"/>
+              <w:right w:type="dxa" w:w="115"/>
+            </w:tcMar>
+            <w:vAlign w:val="center"/>
+          </w:tcPr>
+          <w:p>
+            <w:pPr>
+              <w:spacing w:before="0" w:after="0" w:line="340"/>
             </w:pPr>
             <w:r>
               <w:rPr>
@@ -587,9 +587,9 @@
               <w:right w:val="nil" w:color="FFFFFF" w:sz="0"/>
             </w:tcBorders>
             <w:tcMar>
-              <w:top w:type="dxa" w:w="32"/>
-              <w:left w:type="dxa" w:w="115"/>
-              <w:bottom w:type="dxa" w:w="32"/>
+              <w:top w:type="dxa" w:w="80"/>
+              <w:left w:type="dxa" w:w="115"/>
+              <w:bottom w:type="dxa" w:w="80"/>
               <w:right w:type="dxa" w:w="115"/>
             </w:tcMar>
             <w:vAlign w:val="center"/>
@@ -628,16 +628,16 @@
               <w:right w:val="nil" w:color="FFFFFF" w:sz="0"/>
             </w:tcBorders>
             <w:tcMar>
-              <w:top w:type="dxa" w:w="32"/>
-              <w:left w:type="dxa" w:w="115"/>
-              <w:bottom w:type="dxa" w:w="32"/>
-              <w:right w:type="dxa" w:w="115"/>
-            </w:tcMar>
-            <w:vAlign w:val="center"/>
-          </w:tcPr>
-          <w:p>
-            <w:pPr>
-              <w:spacing w:after="0" w:line="340"/>
+              <w:top w:type="dxa" w:w="80"/>
+              <w:left w:type="dxa" w:w="115"/>
+              <w:bottom w:type="dxa" w:w="80"/>
+              <w:right w:type="dxa" w:w="115"/>
+            </w:tcMar>
+            <w:vAlign w:val="center"/>
+          </w:tcPr>
+          <w:p>
+            <w:pPr>
+              <w:spacing w:before="0" w:after="0" w:line="340"/>
             </w:pPr>
             <w:r>
               <w:rPr>
@@ -663,9 +663,9 @@
               <w:right w:val="nil" w:color="FFFFFF" w:sz="0"/>
             </w:tcBorders>
             <w:tcMar>
-              <w:top w:type="dxa" w:w="32"/>
-              <w:left w:type="dxa" w:w="115"/>
-              <w:bottom w:type="dxa" w:w="32"/>
+              <w:top w:type="dxa" w:w="80"/>
+              <w:left w:type="dxa" w:w="115"/>
+              <w:bottom w:type="dxa" w:w="80"/>
               <w:right w:type="dxa" w:w="115"/>
             </w:tcMar>
             <w:vAlign w:val="center"/>
@@ -704,16 +704,16 @@
               <w:right w:val="nil" w:color="FFFFFF" w:sz="0"/>
             </w:tcBorders>
             <w:tcMar>
-              <w:top w:type="dxa" w:w="32"/>
-              <w:left w:type="dxa" w:w="115"/>
-              <w:bottom w:type="dxa" w:w="32"/>
-              <w:right w:type="dxa" w:w="115"/>
-            </w:tcMar>
-            <w:vAlign w:val="center"/>
-          </w:tcPr>
-          <w:p>
-            <w:pPr>
-              <w:spacing w:after="0" w:line="340"/>
+              <w:top w:type="dxa" w:w="80"/>
+              <w:left w:type="dxa" w:w="115"/>
+              <w:bottom w:type="dxa" w:w="80"/>
+              <w:right w:type="dxa" w:w="115"/>
+            </w:tcMar>
+            <w:vAlign w:val="center"/>
+          </w:tcPr>
+          <w:p>
+            <w:pPr>
+              <w:spacing w:before="0" w:after="0" w:line="340"/>
             </w:pPr>
             <w:r>
               <w:rPr>
@@ -739,9 +739,9 @@
               <w:right w:val="nil" w:color="FFFFFF" w:sz="0"/>
             </w:tcBorders>
             <w:tcMar>
-              <w:top w:type="dxa" w:w="32"/>
-              <w:left w:type="dxa" w:w="115"/>
-              <w:bottom w:type="dxa" w:w="32"/>
+              <w:top w:type="dxa" w:w="80"/>
+              <w:left w:type="dxa" w:w="115"/>
+              <w:bottom w:type="dxa" w:w="80"/>
               <w:right w:type="dxa" w:w="115"/>
             </w:tcMar>
             <w:vAlign w:val="center"/>

--- a/content/templates/openagreements-employment-confidentiality-acknowledgement/template.docx
+++ b/content/templates/openagreements-employment-confidentiality-acknowledgement/template.docx
@@ -44,9 +44,9 @@
               <w:right w:val="nil" w:color="FFFFFF" w:sz="0"/>
             </w:tcBorders>
             <w:tcMar>
-              <w:top w:type="dxa" w:w="144"/>
-              <w:left w:type="dxa" w:w="115"/>
-              <w:bottom w:type="dxa" w:w="144"/>
+              <w:top w:type="dxa" w:w="80"/>
+              <w:left w:type="dxa" w:w="115"/>
+              <w:bottom w:type="dxa" w:w="80"/>
               <w:right w:type="dxa" w:w="115"/>
             </w:tcMar>
             <w:vAlign w:val="center"/>
@@ -96,22 +96,24 @@
               <w:right w:val="nil" w:color="FFFFFF" w:sz="0"/>
             </w:tcBorders>
             <w:tcMar>
-              <w:top w:type="dxa" w:w="144"/>
-              <w:left w:type="dxa" w:w="115"/>
-              <w:bottom w:type="dxa" w:w="144"/>
-              <w:right w:type="dxa" w:w="115"/>
-            </w:tcMar>
-            <w:vAlign w:val="center"/>
-          </w:tcPr>
-          <w:p>
-            <w:pPr>
-              <w:spacing w:after="0" w:line="340"/>
+              <w:top w:type="dxa" w:w="80"/>
+              <w:left w:type="dxa" w:w="115"/>
+              <w:bottom w:type="dxa" w:w="80"/>
+              <w:right w:type="dxa" w:w="115"/>
+            </w:tcMar>
+            <w:vAlign w:val="center"/>
+          </w:tcPr>
+          <w:p>
+            <w:pPr>
+              <w:spacing w:before="0" w:after="0" w:line="340"/>
             </w:pPr>
             <w:r>
               <w:rPr>
                 <w:rFonts w:ascii="Arial" w:cs="Arial" w:eastAsia="Arial" w:hAnsi="Arial"/>
                 <w:b/>
                 <w:bCs/>
+                <w:i w:val="false"/>
+                <w:iCs w:val="false"/>
                 <w:color w:val="1D2021"/>
                 <w:sz w:val="22"/>
                 <w:szCs w:val="22"/>
@@ -129,9 +131,9 @@
               <w:right w:val="nil" w:color="FFFFFF" w:sz="0"/>
             </w:tcBorders>
             <w:tcMar>
-              <w:top w:type="dxa" w:w="144"/>
-              <w:left w:type="dxa" w:w="115"/>
-              <w:bottom w:type="dxa" w:w="144"/>
+              <w:top w:type="dxa" w:w="80"/>
+              <w:left w:type="dxa" w:w="115"/>
+              <w:bottom w:type="dxa" w:w="80"/>
               <w:right w:type="dxa" w:w="115"/>
             </w:tcMar>
             <w:vAlign w:val="center"/>
@@ -170,22 +172,24 @@
               <w:right w:val="nil" w:color="FFFFFF" w:sz="0"/>
             </w:tcBorders>
             <w:tcMar>
-              <w:top w:type="dxa" w:w="144"/>
-              <w:left w:type="dxa" w:w="115"/>
-              <w:bottom w:type="dxa" w:w="144"/>
-              <w:right w:type="dxa" w:w="115"/>
-            </w:tcMar>
-            <w:vAlign w:val="center"/>
-          </w:tcPr>
-          <w:p>
-            <w:pPr>
-              <w:spacing w:after="0" w:line="340"/>
+              <w:top w:type="dxa" w:w="80"/>
+              <w:left w:type="dxa" w:w="115"/>
+              <w:bottom w:type="dxa" w:w="80"/>
+              <w:right w:type="dxa" w:w="115"/>
+            </w:tcMar>
+            <w:vAlign w:val="center"/>
+          </w:tcPr>
+          <w:p>
+            <w:pPr>
+              <w:spacing w:before="0" w:after="0" w:line="340"/>
             </w:pPr>
             <w:r>
               <w:rPr>
                 <w:rFonts w:ascii="Arial" w:cs="Arial" w:eastAsia="Arial" w:hAnsi="Arial"/>
                 <w:b/>
                 <w:bCs/>
+                <w:i w:val="false"/>
+                <w:iCs w:val="false"/>
                 <w:color w:val="1D2021"/>
                 <w:sz w:val="22"/>
                 <w:szCs w:val="22"/>
@@ -203,9 +207,9 @@
               <w:right w:val="nil" w:color="FFFFFF" w:sz="0"/>
             </w:tcBorders>
             <w:tcMar>
-              <w:top w:type="dxa" w:w="144"/>
-              <w:left w:type="dxa" w:w="115"/>
-              <w:bottom w:type="dxa" w:w="144"/>
+              <w:top w:type="dxa" w:w="80"/>
+              <w:left w:type="dxa" w:w="115"/>
+              <w:bottom w:type="dxa" w:w="80"/>
               <w:right w:type="dxa" w:w="115"/>
             </w:tcMar>
             <w:vAlign w:val="center"/>
@@ -244,22 +248,24 @@
               <w:right w:val="nil" w:color="FFFFFF" w:sz="0"/>
             </w:tcBorders>
             <w:tcMar>
-              <w:top w:type="dxa" w:w="144"/>
-              <w:left w:type="dxa" w:w="115"/>
-              <w:bottom w:type="dxa" w:w="144"/>
-              <w:right w:type="dxa" w:w="115"/>
-            </w:tcMar>
-            <w:vAlign w:val="center"/>
-          </w:tcPr>
-          <w:p>
-            <w:pPr>
-              <w:spacing w:after="0" w:line="340"/>
+              <w:top w:type="dxa" w:w="80"/>
+              <w:left w:type="dxa" w:w="115"/>
+              <w:bottom w:type="dxa" w:w="80"/>
+              <w:right w:type="dxa" w:w="115"/>
+            </w:tcMar>
+            <w:vAlign w:val="center"/>
+          </w:tcPr>
+          <w:p>
+            <w:pPr>
+              <w:spacing w:before="0" w:after="0" w:line="340"/>
             </w:pPr>
             <w:r>
               <w:rPr>
                 <w:rFonts w:ascii="Arial" w:cs="Arial" w:eastAsia="Arial" w:hAnsi="Arial"/>
                 <w:b/>
                 <w:bCs/>
+                <w:i w:val="false"/>
+                <w:iCs w:val="false"/>
                 <w:color w:val="1D2021"/>
                 <w:sz w:val="22"/>
                 <w:szCs w:val="22"/>
@@ -277,9 +283,9 @@
               <w:right w:val="nil" w:color="FFFFFF" w:sz="0"/>
             </w:tcBorders>
             <w:tcMar>
-              <w:top w:type="dxa" w:w="144"/>
-              <w:left w:type="dxa" w:w="115"/>
-              <w:bottom w:type="dxa" w:w="144"/>
+              <w:top w:type="dxa" w:w="80"/>
+              <w:left w:type="dxa" w:w="115"/>
+              <w:bottom w:type="dxa" w:w="80"/>
               <w:right w:type="dxa" w:w="115"/>
             </w:tcMar>
             <w:vAlign w:val="center"/>
@@ -318,22 +324,24 @@
               <w:right w:val="nil" w:color="FFFFFF" w:sz="0"/>
             </w:tcBorders>
             <w:tcMar>
-              <w:top w:type="dxa" w:w="144"/>
-              <w:left w:type="dxa" w:w="115"/>
-              <w:bottom w:type="dxa" w:w="144"/>
-              <w:right w:type="dxa" w:w="115"/>
-            </w:tcMar>
-            <w:vAlign w:val="center"/>
-          </w:tcPr>
-          <w:p>
-            <w:pPr>
-              <w:spacing w:after="0" w:line="340"/>
+              <w:top w:type="dxa" w:w="80"/>
+              <w:left w:type="dxa" w:w="115"/>
+              <w:bottom w:type="dxa" w:w="80"/>
+              <w:right w:type="dxa" w:w="115"/>
+            </w:tcMar>
+            <w:vAlign w:val="center"/>
+          </w:tcPr>
+          <w:p>
+            <w:pPr>
+              <w:spacing w:before="0" w:after="0" w:line="340"/>
             </w:pPr>
             <w:r>
               <w:rPr>
                 <w:rFonts w:ascii="Arial" w:cs="Arial" w:eastAsia="Arial" w:hAnsi="Arial"/>
                 <w:b/>
                 <w:bCs/>
+                <w:i w:val="false"/>
+                <w:iCs w:val="false"/>
                 <w:color w:val="1D2021"/>
                 <w:sz w:val="22"/>
                 <w:szCs w:val="22"/>
@@ -351,9 +359,9 @@
               <w:right w:val="nil" w:color="FFFFFF" w:sz="0"/>
             </w:tcBorders>
             <w:tcMar>
-              <w:top w:type="dxa" w:w="144"/>
-              <w:left w:type="dxa" w:w="115"/>
-              <w:bottom w:type="dxa" w:w="144"/>
+              <w:top w:type="dxa" w:w="80"/>
+              <w:left w:type="dxa" w:w="115"/>
+              <w:bottom w:type="dxa" w:w="80"/>
               <w:right w:type="dxa" w:w="115"/>
             </w:tcMar>
             <w:vAlign w:val="center"/>
@@ -392,22 +400,24 @@
               <w:right w:val="nil" w:color="FFFFFF" w:sz="0"/>
             </w:tcBorders>
             <w:tcMar>
-              <w:top w:type="dxa" w:w="144"/>
-              <w:left w:type="dxa" w:w="115"/>
-              <w:bottom w:type="dxa" w:w="144"/>
-              <w:right w:type="dxa" w:w="115"/>
-            </w:tcMar>
-            <w:vAlign w:val="center"/>
-          </w:tcPr>
-          <w:p>
-            <w:pPr>
-              <w:spacing w:after="0" w:line="340"/>
+              <w:top w:type="dxa" w:w="80"/>
+              <w:left w:type="dxa" w:w="115"/>
+              <w:bottom w:type="dxa" w:w="80"/>
+              <w:right w:type="dxa" w:w="115"/>
+            </w:tcMar>
+            <w:vAlign w:val="center"/>
+          </w:tcPr>
+          <w:p>
+            <w:pPr>
+              <w:spacing w:before="0" w:after="0" w:line="340"/>
             </w:pPr>
             <w:r>
               <w:rPr>
                 <w:rFonts w:ascii="Arial" w:cs="Arial" w:eastAsia="Arial" w:hAnsi="Arial"/>
                 <w:b/>
                 <w:bCs/>
+                <w:i w:val="false"/>
+                <w:iCs w:val="false"/>
                 <w:color w:val="1D2021"/>
                 <w:sz w:val="22"/>
                 <w:szCs w:val="22"/>
@@ -425,9 +435,9 @@
               <w:right w:val="nil" w:color="FFFFFF" w:sz="0"/>
             </w:tcBorders>
             <w:tcMar>
-              <w:top w:type="dxa" w:w="144"/>
-              <w:left w:type="dxa" w:w="115"/>
-              <w:bottom w:type="dxa" w:w="144"/>
+              <w:top w:type="dxa" w:w="80"/>
+              <w:left w:type="dxa" w:w="115"/>
+              <w:bottom w:type="dxa" w:w="80"/>
               <w:right w:type="dxa" w:w="115"/>
             </w:tcMar>
             <w:vAlign w:val="center"/>
@@ -466,22 +476,24 @@
               <w:right w:val="nil" w:color="FFFFFF" w:sz="0"/>
             </w:tcBorders>
             <w:tcMar>
-              <w:top w:type="dxa" w:w="144"/>
-              <w:left w:type="dxa" w:w="115"/>
-              <w:bottom w:type="dxa" w:w="144"/>
-              <w:right w:type="dxa" w:w="115"/>
-            </w:tcMar>
-            <w:vAlign w:val="center"/>
-          </w:tcPr>
-          <w:p>
-            <w:pPr>
-              <w:spacing w:after="0" w:line="340"/>
+              <w:top w:type="dxa" w:w="80"/>
+              <w:left w:type="dxa" w:w="115"/>
+              <w:bottom w:type="dxa" w:w="80"/>
+              <w:right w:type="dxa" w:w="115"/>
+            </w:tcMar>
+            <w:vAlign w:val="center"/>
+          </w:tcPr>
+          <w:p>
+            <w:pPr>
+              <w:spacing w:before="0" w:after="0" w:line="340"/>
             </w:pPr>
             <w:r>
               <w:rPr>
                 <w:rFonts w:ascii="Arial" w:cs="Arial" w:eastAsia="Arial" w:hAnsi="Arial"/>
                 <w:b/>
                 <w:bCs/>
+                <w:i w:val="false"/>
+                <w:iCs w:val="false"/>
                 <w:color w:val="1D2021"/>
                 <w:sz w:val="22"/>
                 <w:szCs w:val="22"/>
@@ -499,9 +511,9 @@
               <w:right w:val="nil" w:color="FFFFFF" w:sz="0"/>
             </w:tcBorders>
             <w:tcMar>
-              <w:top w:type="dxa" w:w="144"/>
-              <w:left w:type="dxa" w:w="115"/>
-              <w:bottom w:type="dxa" w:w="144"/>
+              <w:top w:type="dxa" w:w="80"/>
+              <w:left w:type="dxa" w:w="115"/>
+              <w:bottom w:type="dxa" w:w="80"/>
               <w:right w:type="dxa" w:w="115"/>
             </w:tcMar>
             <w:vAlign w:val="center"/>
@@ -540,22 +552,24 @@
               <w:right w:val="nil" w:color="FFFFFF" w:sz="0"/>
             </w:tcBorders>
             <w:tcMar>
-              <w:top w:type="dxa" w:w="144"/>
-              <w:left w:type="dxa" w:w="115"/>
-              <w:bottom w:type="dxa" w:w="144"/>
-              <w:right w:type="dxa" w:w="115"/>
-            </w:tcMar>
-            <w:vAlign w:val="center"/>
-          </w:tcPr>
-          <w:p>
-            <w:pPr>
-              <w:spacing w:after="0" w:line="340"/>
+              <w:top w:type="dxa" w:w="80"/>
+              <w:left w:type="dxa" w:w="115"/>
+              <w:bottom w:type="dxa" w:w="80"/>
+              <w:right w:type="dxa" w:w="115"/>
+            </w:tcMar>
+            <w:vAlign w:val="center"/>
+          </w:tcPr>
+          <w:p>
+            <w:pPr>
+              <w:spacing w:before="0" w:after="0" w:line="340"/>
             </w:pPr>
             <w:r>
               <w:rPr>
                 <w:rFonts w:ascii="Arial" w:cs="Arial" w:eastAsia="Arial" w:hAnsi="Arial"/>
                 <w:b/>
                 <w:bCs/>
+                <w:i w:val="false"/>
+                <w:iCs w:val="false"/>
                 <w:color w:val="1D2021"/>
                 <w:sz w:val="22"/>
                 <w:szCs w:val="22"/>
@@ -573,9 +587,9 @@
               <w:right w:val="nil" w:color="FFFFFF" w:sz="0"/>
             </w:tcBorders>
             <w:tcMar>
-              <w:top w:type="dxa" w:w="144"/>
-              <w:left w:type="dxa" w:w="115"/>
-              <w:bottom w:type="dxa" w:w="144"/>
+              <w:top w:type="dxa" w:w="80"/>
+              <w:left w:type="dxa" w:w="115"/>
+              <w:bottom w:type="dxa" w:w="80"/>
               <w:right w:type="dxa" w:w="115"/>
             </w:tcMar>
             <w:vAlign w:val="center"/>
@@ -614,22 +628,24 @@
               <w:right w:val="nil" w:color="FFFFFF" w:sz="0"/>
             </w:tcBorders>
             <w:tcMar>
-              <w:top w:type="dxa" w:w="144"/>
-              <w:left w:type="dxa" w:w="115"/>
-              <w:bottom w:type="dxa" w:w="144"/>
-              <w:right w:type="dxa" w:w="115"/>
-            </w:tcMar>
-            <w:vAlign w:val="center"/>
-          </w:tcPr>
-          <w:p>
-            <w:pPr>
-              <w:spacing w:after="0" w:line="340"/>
+              <w:top w:type="dxa" w:w="80"/>
+              <w:left w:type="dxa" w:w="115"/>
+              <w:bottom w:type="dxa" w:w="80"/>
+              <w:right w:type="dxa" w:w="115"/>
+            </w:tcMar>
+            <w:vAlign w:val="center"/>
+          </w:tcPr>
+          <w:p>
+            <w:pPr>
+              <w:spacing w:before="0" w:after="0" w:line="340"/>
             </w:pPr>
             <w:r>
               <w:rPr>
                 <w:rFonts w:ascii="Arial" w:cs="Arial" w:eastAsia="Arial" w:hAnsi="Arial"/>
                 <w:b/>
                 <w:bCs/>
+                <w:i w:val="false"/>
+                <w:iCs w:val="false"/>
                 <w:color w:val="1D2021"/>
                 <w:sz w:val="22"/>
                 <w:szCs w:val="22"/>
@@ -647,9 +663,9 @@
               <w:right w:val="nil" w:color="FFFFFF" w:sz="0"/>
             </w:tcBorders>
             <w:tcMar>
-              <w:top w:type="dxa" w:w="144"/>
-              <w:left w:type="dxa" w:w="115"/>
-              <w:bottom w:type="dxa" w:w="144"/>
+              <w:top w:type="dxa" w:w="80"/>
+              <w:left w:type="dxa" w:w="115"/>
+              <w:bottom w:type="dxa" w:w="80"/>
               <w:right w:type="dxa" w:w="115"/>
             </w:tcMar>
             <w:vAlign w:val="center"/>
@@ -688,22 +704,24 @@
               <w:right w:val="nil" w:color="FFFFFF" w:sz="0"/>
             </w:tcBorders>
             <w:tcMar>
-              <w:top w:type="dxa" w:w="144"/>
-              <w:left w:type="dxa" w:w="115"/>
-              <w:bottom w:type="dxa" w:w="144"/>
-              <w:right w:type="dxa" w:w="115"/>
-            </w:tcMar>
-            <w:vAlign w:val="center"/>
-          </w:tcPr>
-          <w:p>
-            <w:pPr>
-              <w:spacing w:after="0" w:line="340"/>
+              <w:top w:type="dxa" w:w="80"/>
+              <w:left w:type="dxa" w:w="115"/>
+              <w:bottom w:type="dxa" w:w="80"/>
+              <w:right w:type="dxa" w:w="115"/>
+            </w:tcMar>
+            <w:vAlign w:val="center"/>
+          </w:tcPr>
+          <w:p>
+            <w:pPr>
+              <w:spacing w:before="0" w:after="0" w:line="340"/>
             </w:pPr>
             <w:r>
               <w:rPr>
                 <w:rFonts w:ascii="Arial" w:cs="Arial" w:eastAsia="Arial" w:hAnsi="Arial"/>
                 <w:b/>
                 <w:bCs/>
+                <w:i w:val="false"/>
+                <w:iCs w:val="false"/>
                 <w:color w:val="1D2021"/>
                 <w:sz w:val="22"/>
                 <w:szCs w:val="22"/>
@@ -721,9 +739,9 @@
               <w:right w:val="nil" w:color="FFFFFF" w:sz="0"/>
             </w:tcBorders>
             <w:tcMar>
-              <w:top w:type="dxa" w:w="144"/>
-              <w:left w:type="dxa" w:w="115"/>
-              <w:bottom w:type="dxa" w:w="144"/>
+              <w:top w:type="dxa" w:w="80"/>
+              <w:left w:type="dxa" w:w="115"/>
+              <w:bottom w:type="dxa" w:w="80"/>
               <w:right w:type="dxa" w:w="115"/>
             </w:tcMar>
             <w:vAlign w:val="center"/>

--- a/content/templates/openagreements-employment-confidentiality-acknowledgement/template.docx
+++ b/content/templates/openagreements-employment-confidentiality-acknowledgement/template.docx
@@ -4,7 +4,7 @@
   <w:body>
     <w:p>
       <w:pPr>
-        <w:spacing w:before="240" w:after="210"/>
+        <w:spacing w:after="210" w:before="240"/>
       </w:pPr>
       <w:r>
         <w:rPr>
@@ -105,7 +105,7 @@
           </w:tcPr>
           <w:p>
             <w:pPr>
-              <w:spacing w:before="0" w:after="0" w:line="340"/>
+              <w:spacing w:after="0" w:before="0" w:line="340"/>
             </w:pPr>
             <w:r>
               <w:rPr>
@@ -140,7 +140,7 @@
           </w:tcPr>
           <w:p>
             <w:pPr>
-              <w:spacing w:before="0" w:after="0" w:line="340" w:beforeAutospacing="false" w:afterAutospacing="false"/>
+              <w:spacing w:after="0" w:before="0" w:line="340" w:beforeAutospacing="false" w:afterAutospacing="false"/>
               <w:contextualSpacing w:val="false"/>
             </w:pPr>
             <w:r>
@@ -181,7 +181,7 @@
           </w:tcPr>
           <w:p>
             <w:pPr>
-              <w:spacing w:before="0" w:after="0" w:line="340"/>
+              <w:spacing w:after="0" w:before="0" w:line="340"/>
             </w:pPr>
             <w:r>
               <w:rPr>
@@ -216,7 +216,7 @@
           </w:tcPr>
           <w:p>
             <w:pPr>
-              <w:spacing w:before="0" w:after="0" w:line="340" w:beforeAutospacing="false" w:afterAutospacing="false"/>
+              <w:spacing w:after="0" w:before="0" w:line="340" w:beforeAutospacing="false" w:afterAutospacing="false"/>
               <w:contextualSpacing w:val="false"/>
             </w:pPr>
             <w:r>
@@ -257,7 +257,7 @@
           </w:tcPr>
           <w:p>
             <w:pPr>
-              <w:spacing w:before="0" w:after="0" w:line="340"/>
+              <w:spacing w:after="0" w:before="0" w:line="340"/>
             </w:pPr>
             <w:r>
               <w:rPr>
@@ -292,7 +292,7 @@
           </w:tcPr>
           <w:p>
             <w:pPr>
-              <w:spacing w:before="0" w:after="0" w:line="340" w:beforeAutospacing="false" w:afterAutospacing="false"/>
+              <w:spacing w:after="0" w:before="0" w:line="340" w:beforeAutospacing="false" w:afterAutospacing="false"/>
               <w:contextualSpacing w:val="false"/>
             </w:pPr>
             <w:r>
@@ -333,7 +333,7 @@
           </w:tcPr>
           <w:p>
             <w:pPr>
-              <w:spacing w:before="0" w:after="0" w:line="340"/>
+              <w:spacing w:after="0" w:before="0" w:line="340"/>
             </w:pPr>
             <w:r>
               <w:rPr>
@@ -368,7 +368,7 @@
           </w:tcPr>
           <w:p>
             <w:pPr>
-              <w:spacing w:before="0" w:after="0" w:line="340" w:beforeAutospacing="false" w:afterAutospacing="false"/>
+              <w:spacing w:after="0" w:before="0" w:line="340" w:beforeAutospacing="false" w:afterAutospacing="false"/>
               <w:contextualSpacing w:val="false"/>
             </w:pPr>
             <w:r>
@@ -409,7 +409,7 @@
           </w:tcPr>
           <w:p>
             <w:pPr>
-              <w:spacing w:before="0" w:after="0" w:line="340"/>
+              <w:spacing w:after="0" w:before="0" w:line="340"/>
             </w:pPr>
             <w:r>
               <w:rPr>
@@ -444,7 +444,7 @@
           </w:tcPr>
           <w:p>
             <w:pPr>
-              <w:spacing w:before="0" w:after="0" w:line="340" w:beforeAutospacing="false" w:afterAutospacing="false"/>
+              <w:spacing w:after="0" w:before="0" w:line="340" w:beforeAutospacing="false" w:afterAutospacing="false"/>
               <w:contextualSpacing w:val="false"/>
             </w:pPr>
             <w:r>
@@ -485,7 +485,7 @@
           </w:tcPr>
           <w:p>
             <w:pPr>
-              <w:spacing w:before="0" w:after="0" w:line="340"/>
+              <w:spacing w:after="0" w:before="0" w:line="340"/>
             </w:pPr>
             <w:r>
               <w:rPr>
@@ -520,7 +520,7 @@
           </w:tcPr>
           <w:p>
             <w:pPr>
-              <w:spacing w:before="0" w:after="0" w:line="340" w:beforeAutospacing="false" w:afterAutospacing="false"/>
+              <w:spacing w:after="0" w:before="0" w:line="340" w:beforeAutospacing="false" w:afterAutospacing="false"/>
               <w:contextualSpacing w:val="false"/>
             </w:pPr>
             <w:r>
@@ -561,7 +561,7 @@
           </w:tcPr>
           <w:p>
             <w:pPr>
-              <w:spacing w:before="0" w:after="0" w:line="340"/>
+              <w:spacing w:after="0" w:before="0" w:line="340"/>
             </w:pPr>
             <w:r>
               <w:rPr>
@@ -596,7 +596,7 @@
           </w:tcPr>
           <w:p>
             <w:pPr>
-              <w:spacing w:before="0" w:after="0" w:line="340" w:beforeAutospacing="false" w:afterAutospacing="false"/>
+              <w:spacing w:after="0" w:before="0" w:line="340" w:beforeAutospacing="false" w:afterAutospacing="false"/>
               <w:contextualSpacing w:val="false"/>
             </w:pPr>
             <w:r>
@@ -637,7 +637,7 @@
           </w:tcPr>
           <w:p>
             <w:pPr>
-              <w:spacing w:before="0" w:after="0" w:line="340"/>
+              <w:spacing w:after="0" w:before="0" w:line="340"/>
             </w:pPr>
             <w:r>
               <w:rPr>
@@ -672,7 +672,7 @@
           </w:tcPr>
           <w:p>
             <w:pPr>
-              <w:spacing w:before="0" w:after="0" w:line="340" w:beforeAutospacing="false" w:afterAutospacing="false"/>
+              <w:spacing w:after="0" w:before="0" w:line="340" w:beforeAutospacing="false" w:afterAutospacing="false"/>
               <w:contextualSpacing w:val="false"/>
             </w:pPr>
             <w:r>
@@ -713,7 +713,7 @@
           </w:tcPr>
           <w:p>
             <w:pPr>
-              <w:spacing w:before="0" w:after="0" w:line="340"/>
+              <w:spacing w:after="0" w:before="0" w:line="340"/>
             </w:pPr>
             <w:r>
               <w:rPr>
@@ -748,7 +748,7 @@
           </w:tcPr>
           <w:p>
             <w:pPr>
-              <w:spacing w:before="0" w:after="0" w:line="340" w:beforeAutospacing="false" w:afterAutospacing="false"/>
+              <w:spacing w:after="0" w:before="0" w:line="340" w:beforeAutospacing="false" w:afterAutospacing="false"/>
               <w:contextualSpacing w:val="false"/>
             </w:pPr>
             <w:r>
@@ -771,8 +771,8 @@
     <w:p>
       <w:pPr>
         <w:sectPr>
-          <w:headerReference w:type="default" r:id="rId6"/>
-          <w:footerReference w:type="default" r:id="rId7"/>
+          <w:headerReference w:type="default" r:id="rId7"/>
+          <w:footerReference w:type="default" r:id="rId8"/>
           <w:pgSz w:w="11906" w:h="16838" w:orient="portrait"/>
           <w:pgMar w:top="936" w:right="1080" w:bottom="720" w:left="1080" w:header="360" w:footer="432" w:gutter="0"/>
           <w:pgNumType/>
@@ -782,7 +782,7 @@
     </w:p>
     <w:p>
       <w:pPr>
-        <w:spacing w:before="0" w:after="240" w:line="340" w:beforeAutospacing="false" w:afterAutospacing="false"/>
+        <w:spacing w:after="240" w:before="0" w:line="340" w:beforeAutospacing="false" w:afterAutospacing="false"/>
         <w:contextualSpacing w:val="false"/>
       </w:pPr>
       <w:r>
@@ -800,7 +800,7 @@
     <w:p>
       <w:pPr>
         <w:pStyle w:val="OAClauseHeading"/>
-        <w:spacing w:before="320" w:after="120" w:line="340" w:beforeAutospacing="false" w:afterAutospacing="false"/>
+        <w:spacing w:after="120" w:before="320" w:line="340" w:beforeAutospacing="false" w:afterAutospacing="false"/>
         <w:contextualSpacing w:val="false"/>
       </w:pPr>
       <w:r>
@@ -818,7 +818,7 @@
     <w:p>
       <w:pPr>
         <w:pStyle w:val="OAClauseBody"/>
-        <w:spacing w:before="0" w:after="280" w:line="340" w:beforeAutospacing="false" w:afterAutospacing="false"/>
+        <w:spacing w:after="280" w:before="0" w:line="340" w:beforeAutospacing="false" w:afterAutospacing="false"/>
         <w:contextualSpacing w:val="false"/>
       </w:pPr>
       <w:r>
@@ -877,7 +877,7 @@
     <w:p>
       <w:pPr>
         <w:pStyle w:val="OAClauseHeading"/>
-        <w:spacing w:before="320" w:after="120" w:line="340" w:beforeAutospacing="false" w:afterAutospacing="false"/>
+        <w:spacing w:after="120" w:before="320" w:line="340" w:beforeAutospacing="false" w:afterAutospacing="false"/>
         <w:contextualSpacing w:val="false"/>
       </w:pPr>
       <w:r>
@@ -895,7 +895,7 @@
     <w:p>
       <w:pPr>
         <w:pStyle w:val="OAClauseBody"/>
-        <w:spacing w:before="0" w:after="280" w:line="340" w:beforeAutospacing="false" w:afterAutospacing="false"/>
+        <w:spacing w:after="280" w:before="0" w:line="340" w:beforeAutospacing="false" w:afterAutospacing="false"/>
         <w:contextualSpacing w:val="false"/>
       </w:pPr>
       <w:r>
@@ -980,7 +980,7 @@
     <w:p>
       <w:pPr>
         <w:pStyle w:val="OAClauseHeading"/>
-        <w:spacing w:before="320" w:after="120" w:line="340" w:beforeAutospacing="false" w:afterAutospacing="false"/>
+        <w:spacing w:after="120" w:before="320" w:line="340" w:beforeAutospacing="false" w:afterAutospacing="false"/>
         <w:contextualSpacing w:val="false"/>
       </w:pPr>
       <w:r>
@@ -998,7 +998,7 @@
     <w:p>
       <w:pPr>
         <w:pStyle w:val="OAClauseBody"/>
-        <w:spacing w:before="0" w:after="280" w:line="340" w:beforeAutospacing="false" w:afterAutospacing="false"/>
+        <w:spacing w:after="280" w:before="0" w:line="340" w:beforeAutospacing="false" w:afterAutospacing="false"/>
         <w:contextualSpacing w:val="false"/>
       </w:pPr>
       <w:r>
@@ -1057,7 +1057,7 @@
     <w:p>
       <w:pPr>
         <w:pStyle w:val="OAClauseHeading"/>
-        <w:spacing w:before="320" w:after="120" w:line="340" w:beforeAutospacing="false" w:afterAutospacing="false"/>
+        <w:spacing w:after="120" w:before="320" w:line="340" w:beforeAutospacing="false" w:afterAutospacing="false"/>
         <w:contextualSpacing w:val="false"/>
       </w:pPr>
       <w:r>
@@ -1075,7 +1075,7 @@
     <w:p>
       <w:pPr>
         <w:pStyle w:val="OAClauseBody"/>
-        <w:spacing w:before="0" w:after="280" w:line="340" w:beforeAutospacing="false" w:afterAutospacing="false"/>
+        <w:spacing w:after="280" w:before="0" w:line="340" w:beforeAutospacing="false" w:afterAutospacing="false"/>
         <w:contextualSpacing w:val="false"/>
       </w:pPr>
       <w:r>
@@ -1147,7 +1147,7 @@
     <w:p>
       <w:pPr>
         <w:pStyle w:val="OAClauseHeading"/>
-        <w:spacing w:before="320" w:after="120" w:line="340" w:beforeAutospacing="false" w:afterAutospacing="false"/>
+        <w:spacing w:after="120" w:before="320" w:line="340" w:beforeAutospacing="false" w:afterAutospacing="false"/>
         <w:contextualSpacing w:val="false"/>
       </w:pPr>
       <w:r>
@@ -1165,7 +1165,7 @@
     <w:p>
       <w:pPr>
         <w:pStyle w:val="OAClauseBody"/>
-        <w:spacing w:before="0" w:after="280" w:line="340" w:beforeAutospacing="false" w:afterAutospacing="false"/>
+        <w:spacing w:after="280" w:before="0" w:line="340" w:beforeAutospacing="false" w:afterAutospacing="false"/>
         <w:contextualSpacing w:val="false"/>
       </w:pPr>
       <w:r>
@@ -1250,8 +1250,8 @@
     <w:p>
       <w:pPr>
         <w:sectPr>
-          <w:headerReference w:type="default" r:id="rId8"/>
-          <w:footerReference w:type="default" r:id="rId9"/>
+          <w:headerReference w:type="default" r:id="rId9"/>
+          <w:footerReference w:type="default" r:id="rId10"/>
           <w:pgSz w:w="11906" w:h="16838" w:orient="portrait"/>
           <w:pgMar w:top="936" w:right="1080" w:bottom="720" w:left="1080" w:header="360" w:footer="432" w:gutter="0"/>
           <w:pgNumType/>
@@ -1261,7 +1261,7 @@
     </w:p>
     <w:p>
       <w:pPr>
-        <w:spacing w:before="0" w:after="240" w:line="340" w:beforeAutospacing="false" w:afterAutospacing="false"/>
+        <w:spacing w:after="240" w:before="0" w:line="340" w:beforeAutospacing="false" w:afterAutospacing="false"/>
         <w:contextualSpacing w:val="false"/>
       </w:pPr>
       <w:r>
@@ -1278,7 +1278,7 @@
     </w:p>
     <w:p>
       <w:pPr>
-        <w:spacing w:before="0" w:after="280" w:line="340" w:beforeAutospacing="false" w:afterAutospacing="false"/>
+        <w:spacing w:after="280" w:before="0" w:line="340" w:beforeAutospacing="false" w:afterAutospacing="false"/>
         <w:contextualSpacing w:val="false"/>
       </w:pPr>
       <w:r>
@@ -1590,8 +1590,8 @@
       </w:tr>
     </w:tbl>
     <w:sectPr>
-      <w:headerReference w:type="default" r:id="rId10"/>
-      <w:footerReference w:type="default" r:id="rId11"/>
+      <w:headerReference w:type="default" r:id="rId11"/>
+      <w:footerReference w:type="default" r:id="rId12"/>
       <w:pgSz w:w="11906" w:h="16838" w:orient="portrait"/>
       <w:pgMar w:top="936" w:right="1080" w:bottom="720" w:left="1080" w:header="360" w:footer="432" w:gutter="0"/>
       <w:pgNumType/>
@@ -1603,6 +1603,43 @@
 
 <file path=word/comments.xml><?xml version="1.0" encoding="utf-8"?>
 <w:comments xmlns:cx="http://schemas.microsoft.com/office/drawing/2014/chartex" xmlns:cx1="http://schemas.microsoft.com/office/drawing/2015/9/8/chartex" xmlns:cx2="http://schemas.microsoft.com/office/drawing/2015/10/21/chartex" xmlns:cx3="http://schemas.microsoft.com/office/drawing/2016/5/9/chartex" xmlns:cx4="http://schemas.microsoft.com/office/drawing/2016/5/10/chartex" xmlns:cx5="http://schemas.microsoft.com/office/drawing/2016/5/11/chartex" xmlns:cx6="http://schemas.microsoft.com/office/drawing/2016/5/12/chartex" xmlns:cx7="http://schemas.microsoft.com/office/drawing/2016/5/13/chartex" xmlns:cx8="http://schemas.microsoft.com/office/drawing/2016/5/14/chartex" xmlns:mc="http://schemas.openxmlformats.org/markup-compatibility/2006" xmlns:aink="http://schemas.microsoft.com/office/drawing/2016/ink" xmlns:am3d="http://schemas.microsoft.com/office/drawing/2017/model3d" xmlns:o="urn:schemas-microsoft-com:office:office" xmlns:r="http://schemas.openxmlformats.org/officeDocument/2006/relationships" xmlns:m="http://schemas.openxmlformats.org/officeDocument/2006/math" xmlns:v="urn:schemas-microsoft-com:vml" xmlns:wp14="http://schemas.microsoft.com/office/word/2010/wordprocessingDrawing" xmlns:wp="http://schemas.openxmlformats.org/drawingml/2006/wordprocessingDrawing" xmlns:w10="urn:schemas-microsoft-com:office:word" xmlns:w="http://schemas.openxmlformats.org/wordprocessingml/2006/main" xmlns:w14="http://schemas.microsoft.com/office/word/2010/wordml" xmlns:w15="http://schemas.microsoft.com/office/word/2012/wordml" xmlns:w16cex="http://schemas.microsoft.com/office/word/2018/wordml/cex" xmlns:w16cid="http://schemas.microsoft.com/office/word/2016/wordml/cid" xmlns:w16="http://schemas.microsoft.com/office/word/2018/wordml" xmlns:w16sdtdh="http://schemas.microsoft.com/office/word/2020/wordml/sdtdatahash" xmlns:w16se="http://schemas.microsoft.com/office/word/2015/wordml/symex" xmlns:wpg="http://schemas.microsoft.com/office/word/2010/wordprocessingGroup" xmlns:wpi="http://schemas.microsoft.com/office/word/2010/wordprocessingInk" xmlns:wne="http://schemas.microsoft.com/office/word/2006/wordml" xmlns:wps="http://schemas.microsoft.com/office/word/2010/wordprocessingShape"/>
+</file>
+
+<file path=word/endnotes.xml><?xml version="1.0" encoding="utf-8"?>
+<w:endnotes xmlns:wpc="http://schemas.microsoft.com/office/word/2010/wordprocessingCanvas" xmlns:mc="http://schemas.openxmlformats.org/markup-compatibility/2006" xmlns:o="urn:schemas-microsoft-com:office:office" xmlns:r="http://schemas.openxmlformats.org/officeDocument/2006/relationships" xmlns:m="http://schemas.openxmlformats.org/officeDocument/2006/math" xmlns:v="urn:schemas-microsoft-com:vml" xmlns:wp14="http://schemas.microsoft.com/office/word/2010/wordprocessingDrawing" xmlns:wp="http://schemas.openxmlformats.org/drawingml/2006/wordprocessingDrawing" xmlns:w10="urn:schemas-microsoft-com:office:word" xmlns:w="http://schemas.openxmlformats.org/wordprocessingml/2006/main" xmlns:w14="http://schemas.microsoft.com/office/word/2010/wordml" xmlns:w15="http://schemas.microsoft.com/office/word/2012/wordml" xmlns:wpg="http://schemas.microsoft.com/office/word/2010/wordprocessingGroup" xmlns:wpi="http://schemas.microsoft.com/office/word/2010/wordprocessingInk" xmlns:wne="http://schemas.microsoft.com/office/word/2006/wordml" xmlns:wps="http://schemas.microsoft.com/office/word/2010/wordprocessingShape" mc:Ignorable="w14 w15 wp14">
+  <w:endnote w:type="separator" w:id="-1">
+    <w:p>
+      <w:pPr>
+        <w:spacing w:after="0" w:line="240" w:lineRule="auto"/>
+      </w:pPr>
+      <w:r>
+        <w:rPr>
+          <w:rStyle w:val="EndnoteReference"/>
+        </w:rPr>
+        <w:endnoteRef/>
+      </w:r>
+      <w:r>
+        <w:separator/>
+      </w:r>
+    </w:p>
+  </w:endnote>
+  <w:endnote w:type="continuationSeparator" w:id="0">
+    <w:p>
+      <w:pPr>
+        <w:spacing w:after="0" w:line="240" w:lineRule="auto"/>
+      </w:pPr>
+      <w:r>
+        <w:rPr>
+          <w:rStyle w:val="EndnoteReference"/>
+        </w:rPr>
+        <w:endnoteRef/>
+      </w:r>
+      <w:r>
+        <w:continuationSeparator/>
+      </w:r>
+    </w:p>
+  </w:endnote>
+</w:endnotes>
 </file>
 
 <file path=word/footer1.xml><?xml version="1.0" encoding="utf-8"?>
@@ -1667,7 +1704,7 @@
   </w:p>
   <w:p>
     <w:pPr>
-      <w:spacing w:before="0" w:after="0"/>
+      <w:spacing w:after="0" w:before="0"/>
     </w:pPr>
     <w:r>
       <w:rPr>
@@ -1907,7 +1944,7 @@
         </w:tcPr>
         <w:p>
           <w:pPr>
-            <w:spacing w:before="0" w:after="0"/>
+            <w:spacing w:after="0" w:before="0"/>
             <w:jc w:val="right"/>
           </w:pPr>
           <w:r>
@@ -1998,7 +2035,7 @@
         </w:tcPr>
         <w:p>
           <w:pPr>
-            <w:spacing w:before="0" w:after="0"/>
+            <w:spacing w:after="0" w:before="0"/>
             <w:jc w:val="right"/>
           </w:pPr>
           <w:r>
@@ -2089,7 +2126,7 @@
         </w:tcPr>
         <w:p>
           <w:pPr>
-            <w:spacing w:before="0" w:after="0"/>
+            <w:spacing w:after="0" w:before="0"/>
             <w:jc w:val="right"/>
           </w:pPr>
           <w:r>
@@ -2226,7 +2263,7 @@
     </w:rPrDefault>
     <w:pPrDefault>
       <w:pPr>
-        <w:spacing w:before="0" w:after="0" w:line="340" w:lineRule="auto"/>
+        <w:spacing w:after="0" w:before="0" w:line="340" w:lineRule="auto"/>
       </w:pPr>
     </w:pPrDefault>
   </w:docDefaults>
@@ -2364,12 +2401,49 @@
       <w:szCs w:val="20"/>
     </w:rPr>
   </w:style>
+  <w:style w:type="character" w:styleId="EndnoteReference">
+    <w:name w:val="endnote reference"/>
+    <w:basedOn w:val="DefaultParagraphFont"/>
+    <w:uiPriority w:val="99"/>
+    <w:semiHidden/>
+    <w:unhideWhenUsed/>
+    <w:rPr>
+      <w:vertAlign w:val="superscript"/>
+    </w:rPr>
+  </w:style>
+  <w:style w:type="paragraph" w:styleId="EndnoteText">
+    <w:name w:val="endnote text"/>
+    <w:basedOn w:val="Normal"/>
+    <w:link w:val="EndnoteTextChar"/>
+    <w:uiPriority w:val="99"/>
+    <w:semiHidden/>
+    <w:unhideWhenUsed/>
+    <w:pPr>
+      <w:spacing w:after="0" w:line="240" w:lineRule="auto"/>
+    </w:pPr>
+    <w:rPr>
+      <w:sz w:val="20"/>
+      <w:szCs w:val="20"/>
+    </w:rPr>
+  </w:style>
+  <w:style w:type="character" w:styleId="EndnoteTextChar">
+    <w:name w:val="Endnote Text Char"/>
+    <w:basedOn w:val="DefaultParagraphFont"/>
+    <w:link w:val="EndnoteText"/>
+    <w:uiPriority w:val="99"/>
+    <w:semiHidden/>
+    <w:unhideWhenUsed/>
+    <w:rPr>
+      <w:sz w:val="20"/>
+      <w:szCs w:val="20"/>
+    </w:rPr>
+  </w:style>
   <w:style w:type="paragraph" w:styleId="Normal">
     <w:name w:val="Normal"/>
     <w:next w:val="Normal"/>
     <w:qFormat/>
     <w:pPr>
-      <w:spacing w:before="0" w:after="0" w:line="340" w:lineRule="auto"/>
+      <w:spacing w:after="0" w:before="0" w:line="340" w:lineRule="auto"/>
     </w:pPr>
     <w:rPr>
       <w:rFonts w:ascii="Arial" w:cs="Arial" w:eastAsia="Arial" w:hAnsi="Arial"/>
@@ -2384,7 +2458,7 @@
     <w:next w:val="OAClauseBody"/>
     <w:qFormat/>
     <w:pPr>
-      <w:spacing w:before="320" w:after="120" w:line="340" w:lineRule="auto"/>
+      <w:spacing w:after="120" w:before="320" w:line="340" w:lineRule="auto"/>
     </w:pPr>
     <w:rPr>
       <w:rFonts w:ascii="Arial" w:cs="Arial" w:eastAsia="Arial" w:hAnsi="Arial"/>
@@ -2401,7 +2475,7 @@
     <w:next w:val="OAClauseHeading"/>
     <w:qFormat/>
     <w:pPr>
-      <w:spacing w:before="0" w:after="280" w:line="340" w:lineRule="auto"/>
+      <w:spacing w:after="280" w:before="0" w:line="340" w:lineRule="auto"/>
     </w:pPr>
     <w:rPr>
       <w:rFonts w:ascii="Arial" w:cs="Arial" w:eastAsia="Arial" w:hAnsi="Arial"/>

--- a/content/templates/openagreements-employment-confidentiality-acknowledgement/template.docx
+++ b/content/templates/openagreements-employment-confidentiality-acknowledgement/template.docx
@@ -1289,8 +1289,8 @@
           <w:i w:val="false"/>
           <w:iCs w:val="false"/>
           <w:color w:val="1D2021"/>
-          <w:sz w:val="16"/>
-          <w:szCs w:val="16"/>
+          <w:sz w:val="22"/>
+          <w:szCs w:val="22"/>
         </w:rPr>
         <w:t xml:space="preserve">By signing this acknowledgement, Employee confirms understanding of the confidentiality and security obligations above.</w:t>
       </w:r>

--- a/content/templates/openagreements-employment-confidentiality-acknowledgement/template.docx
+++ b/content/templates/openagreements-employment-confidentiality-acknowledgement/template.docx
@@ -1014,7 +1014,7 @@
           <w:sz w:val="22"/>
           <w:szCs w:val="22"/>
         </w:rPr>
-        <w:t xml:space="preserve">3. Security Incident Reporting.</w:t>
+        <w:t xml:space="preserve">3. Protected Disclosures and Protected Activity.</w:t>
       </w:r>
     </w:p>
     <w:p>
@@ -1026,6 +1026,19 @@
       <w:r>
         <w:rPr>
           <w:rFonts w:ascii="Arial" w:cs="Arial" w:eastAsia="Arial" w:hAnsi="Arial"/>
+          <w:b w:val="false"/>
+          <w:bCs w:val="false"/>
+          <w:i w:val="false"/>
+          <w:iCs w:val="false"/>
+          <w:color w:val="1D2021"/>
+          <w:sz w:val="22"/>
+          <w:szCs w:val="22"/>
+        </w:rPr>
+        <w:t xml:space="preserve">Nothing in this acknowledgement restricts </w:t>
+      </w:r>
+      <w:r>
+        <w:rPr>
+          <w:rFonts w:ascii="Arial" w:cs="Arial" w:eastAsia="Arial" w:hAnsi="Arial"/>
           <w:b/>
           <w:bCs/>
           <w:i w:val="false"/>
@@ -1047,7 +1060,7 @@
           <w:sz w:val="22"/>
           <w:szCs w:val="22"/>
         </w:rPr>
-        <w:t xml:space="preserve"> will promptly report suspected incidents to the security reporting contact listed in </w:t>
+        <w:t xml:space="preserve"> from reporting possible violations of law to a government agency or attorney, making disclosures protected by whistleblower laws, or discussing wages, hours, or working conditions as protected by law. </w:t>
       </w:r>
       <w:r>
         <w:rPr>
@@ -1060,7 +1073,7 @@
           <w:sz w:val="22"/>
           <w:szCs w:val="22"/>
         </w:rPr>
-        <w:t xml:space="preserve">Cover Terms</w:t>
+        <w:t xml:space="preserve">Employee</w:t>
       </w:r>
       <w:r>
         <w:rPr>
@@ -1073,7 +1086,137 @@
           <w:sz w:val="22"/>
           <w:szCs w:val="22"/>
         </w:rPr>
-        <w:t xml:space="preserve">.</w:t>
+        <w:t xml:space="preserve"> does not need </w:t>
+      </w:r>
+      <w:r>
+        <w:rPr>
+          <w:rFonts w:ascii="Arial" w:cs="Arial" w:eastAsia="Arial" w:hAnsi="Arial"/>
+          <w:b/>
+          <w:bCs/>
+          <w:i w:val="false"/>
+          <w:iCs w:val="false"/>
+          <w:color w:val="117086"/>
+          <w:sz w:val="22"/>
+          <w:szCs w:val="22"/>
+        </w:rPr>
+        <w:t xml:space="preserve">Company</w:t>
+      </w:r>
+      <w:r>
+        <w:rPr>
+          <w:rFonts w:ascii="Arial" w:cs="Arial" w:eastAsia="Arial" w:hAnsi="Arial"/>
+          <w:b w:val="false"/>
+          <w:bCs w:val="false"/>
+          <w:i w:val="false"/>
+          <w:iCs w:val="false"/>
+          <w:color w:val="1D2021"/>
+          <w:sz w:val="22"/>
+          <w:szCs w:val="22"/>
+        </w:rPr>
+        <w:t xml:space="preserve">'s prior approval to make those disclosures or to notify </w:t>
+      </w:r>
+      <w:r>
+        <w:rPr>
+          <w:rFonts w:ascii="Arial" w:cs="Arial" w:eastAsia="Arial" w:hAnsi="Arial"/>
+          <w:b/>
+          <w:bCs/>
+          <w:i w:val="false"/>
+          <w:iCs w:val="false"/>
+          <w:color w:val="117086"/>
+          <w:sz w:val="22"/>
+          <w:szCs w:val="22"/>
+        </w:rPr>
+        <w:t xml:space="preserve">Company</w:t>
+      </w:r>
+      <w:r>
+        <w:rPr>
+          <w:rFonts w:ascii="Arial" w:cs="Arial" w:eastAsia="Arial" w:hAnsi="Arial"/>
+          <w:b w:val="false"/>
+          <w:bCs w:val="false"/>
+          <w:i w:val="false"/>
+          <w:iCs w:val="false"/>
+          <w:color w:val="1D2021"/>
+          <w:sz w:val="22"/>
+          <w:szCs w:val="22"/>
+        </w:rPr>
+        <w:t xml:space="preserve"> that they were made. Pursuant to the Defend Trade Secrets Act (18 U.S.C. § 1833(b)), </w:t>
+      </w:r>
+      <w:r>
+        <w:rPr>
+          <w:rFonts w:ascii="Arial" w:cs="Arial" w:eastAsia="Arial" w:hAnsi="Arial"/>
+          <w:b/>
+          <w:bCs/>
+          <w:i w:val="false"/>
+          <w:iCs w:val="false"/>
+          <w:color w:val="117086"/>
+          <w:sz w:val="22"/>
+          <w:szCs w:val="22"/>
+        </w:rPr>
+        <w:t xml:space="preserve">Employee</w:t>
+      </w:r>
+      <w:r>
+        <w:rPr>
+          <w:rFonts w:ascii="Arial" w:cs="Arial" w:eastAsia="Arial" w:hAnsi="Arial"/>
+          <w:b w:val="false"/>
+          <w:bCs w:val="false"/>
+          <w:i w:val="false"/>
+          <w:iCs w:val="false"/>
+          <w:color w:val="1D2021"/>
+          <w:sz w:val="22"/>
+          <w:szCs w:val="22"/>
+        </w:rPr>
+        <w:t xml:space="preserve"> will not be held criminally or civilly liable under federal or state trade secret law for disclosing a trade secret in confidence to a government official or attorney solely to report or investigate a suspected violation of law, or in a court filing made under seal. </w:t>
+      </w:r>
+      <w:r>
+        <w:rPr>
+          <w:rFonts w:ascii="Arial" w:cs="Arial" w:eastAsia="Arial" w:hAnsi="Arial"/>
+          <w:b/>
+          <w:bCs/>
+          <w:i w:val="false"/>
+          <w:iCs w:val="false"/>
+          <w:color w:val="117086"/>
+          <w:sz w:val="22"/>
+          <w:szCs w:val="22"/>
+        </w:rPr>
+        <w:t xml:space="preserve">Employee</w:t>
+      </w:r>
+      <w:r>
+        <w:rPr>
+          <w:rFonts w:ascii="Arial" w:cs="Arial" w:eastAsia="Arial" w:hAnsi="Arial"/>
+          <w:b w:val="false"/>
+          <w:bCs w:val="false"/>
+          <w:i w:val="false"/>
+          <w:iCs w:val="false"/>
+          <w:color w:val="1D2021"/>
+          <w:sz w:val="22"/>
+          <w:szCs w:val="22"/>
+        </w:rPr>
+        <w:t xml:space="preserve"> may also disclose a trade secret to </w:t>
+      </w:r>
+      <w:r>
+        <w:rPr>
+          <w:rFonts w:ascii="Arial" w:cs="Arial" w:eastAsia="Arial" w:hAnsi="Arial"/>
+          <w:b/>
+          <w:bCs/>
+          <w:i w:val="false"/>
+          <w:iCs w:val="false"/>
+          <w:color w:val="117086"/>
+          <w:sz w:val="22"/>
+          <w:szCs w:val="22"/>
+        </w:rPr>
+        <w:t xml:space="preserve">Employee</w:t>
+      </w:r>
+      <w:r>
+        <w:rPr>
+          <w:rFonts w:ascii="Arial" w:cs="Arial" w:eastAsia="Arial" w:hAnsi="Arial"/>
+          <w:b w:val="false"/>
+          <w:bCs w:val="false"/>
+          <w:i w:val="false"/>
+          <w:iCs w:val="false"/>
+          <w:color w:val="1D2021"/>
+          <w:sz w:val="22"/>
+          <w:szCs w:val="22"/>
+        </w:rPr>
+        <w:t xml:space="preserve">'s attorney and use it in a retaliation lawsuit if any filing containing the trade secret is made under seal and the trade secret is not otherwise disclosed except by court order.</w:t>
       </w:r>
     </w:p>
     <w:p>
@@ -1091,7 +1234,7 @@
           <w:sz w:val="22"/>
           <w:szCs w:val="22"/>
         </w:rPr>
-        <w:t xml:space="preserve">4. Post-Employment Obligations.</w:t>
+        <w:t xml:space="preserve">4. Security Incident Reporting.</w:t>
       </w:r>
     </w:p>
     <w:p>
@@ -1103,6 +1246,19 @@
       <w:r>
         <w:rPr>
           <w:rFonts w:ascii="Arial" w:cs="Arial" w:eastAsia="Arial" w:hAnsi="Arial"/>
+          <w:b/>
+          <w:bCs/>
+          <w:i w:val="false"/>
+          <w:iCs w:val="false"/>
+          <w:color w:val="117086"/>
+          <w:sz w:val="22"/>
+          <w:szCs w:val="22"/>
+        </w:rPr>
+        <w:t xml:space="preserve">Employee</w:t>
+      </w:r>
+      <w:r>
+        <w:rPr>
+          <w:rFonts w:ascii="Arial" w:cs="Arial" w:eastAsia="Arial" w:hAnsi="Arial"/>
           <w:b w:val="false"/>
           <w:bCs w:val="false"/>
           <w:i w:val="false"/>
@@ -1111,7 +1267,7 @@
           <w:sz w:val="22"/>
           <w:szCs w:val="22"/>
         </w:rPr>
-        <w:t xml:space="preserve">After employment ends, </w:t>
+        <w:t xml:space="preserve"> will promptly report suspected incidents to the security reporting contact listed in </w:t>
       </w:r>
       <w:r>
         <w:rPr>
@@ -1124,7 +1280,7 @@
           <w:sz w:val="22"/>
           <w:szCs w:val="22"/>
         </w:rPr>
-        <w:t xml:space="preserve">Employee</w:t>
+        <w:t xml:space="preserve">Cover Terms</w:t>
       </w:r>
       <w:r>
         <w:rPr>
@@ -1137,33 +1293,7 @@
           <w:sz w:val="22"/>
           <w:szCs w:val="22"/>
         </w:rPr>
-        <w:t xml:space="preserve"> will continue obligations listed in </w:t>
-      </w:r>
-      <w:r>
-        <w:rPr>
-          <w:rFonts w:ascii="Arial" w:cs="Arial" w:eastAsia="Arial" w:hAnsi="Arial"/>
-          <w:b/>
-          <w:bCs/>
-          <w:i w:val="false"/>
-          <w:iCs w:val="false"/>
-          <w:color w:val="117086"/>
-          <w:sz w:val="22"/>
-          <w:szCs w:val="22"/>
-        </w:rPr>
-        <w:t xml:space="preserve">Cover Terms</w:t>
-      </w:r>
-      <w:r>
-        <w:rPr>
-          <w:rFonts w:ascii="Arial" w:cs="Arial" w:eastAsia="Arial" w:hAnsi="Arial"/>
-          <w:b w:val="false"/>
-          <w:bCs w:val="false"/>
-          <w:i w:val="false"/>
-          <w:iCs w:val="false"/>
-          <w:color w:val="1D2021"/>
-          <w:sz w:val="22"/>
-          <w:szCs w:val="22"/>
-        </w:rPr>
-        <w:t xml:space="preserve"> and as required by law.</w:t>
+        <w:t xml:space="preserve">.</w:t>
       </w:r>
     </w:p>
     <w:p>
@@ -1181,7 +1311,97 @@
           <w:sz w:val="22"/>
           <w:szCs w:val="22"/>
         </w:rPr>
-        <w:t xml:space="preserve">5. Policy Updates.</w:t>
+        <w:t xml:space="preserve">5. Post-Employment Obligations.</w:t>
+      </w:r>
+    </w:p>
+    <w:p>
+      <w:pPr>
+        <w:pStyle w:val="OAClauseBody"/>
+        <w:spacing w:after="280" w:before="0" w:line="340" w:beforeAutospacing="false" w:afterAutospacing="false"/>
+        <w:contextualSpacing w:val="false"/>
+      </w:pPr>
+      <w:r>
+        <w:rPr>
+          <w:rFonts w:ascii="Arial" w:cs="Arial" w:eastAsia="Arial" w:hAnsi="Arial"/>
+          <w:b w:val="false"/>
+          <w:bCs w:val="false"/>
+          <w:i w:val="false"/>
+          <w:iCs w:val="false"/>
+          <w:color w:val="1D2021"/>
+          <w:sz w:val="22"/>
+          <w:szCs w:val="22"/>
+        </w:rPr>
+        <w:t xml:space="preserve">After employment ends, </w:t>
+      </w:r>
+      <w:r>
+        <w:rPr>
+          <w:rFonts w:ascii="Arial" w:cs="Arial" w:eastAsia="Arial" w:hAnsi="Arial"/>
+          <w:b/>
+          <w:bCs/>
+          <w:i w:val="false"/>
+          <w:iCs w:val="false"/>
+          <w:color w:val="117086"/>
+          <w:sz w:val="22"/>
+          <w:szCs w:val="22"/>
+        </w:rPr>
+        <w:t xml:space="preserve">Employee</w:t>
+      </w:r>
+      <w:r>
+        <w:rPr>
+          <w:rFonts w:ascii="Arial" w:cs="Arial" w:eastAsia="Arial" w:hAnsi="Arial"/>
+          <w:b w:val="false"/>
+          <w:bCs w:val="false"/>
+          <w:i w:val="false"/>
+          <w:iCs w:val="false"/>
+          <w:color w:val="1D2021"/>
+          <w:sz w:val="22"/>
+          <w:szCs w:val="22"/>
+        </w:rPr>
+        <w:t xml:space="preserve"> will continue obligations listed in </w:t>
+      </w:r>
+      <w:r>
+        <w:rPr>
+          <w:rFonts w:ascii="Arial" w:cs="Arial" w:eastAsia="Arial" w:hAnsi="Arial"/>
+          <w:b/>
+          <w:bCs/>
+          <w:i w:val="false"/>
+          <w:iCs w:val="false"/>
+          <w:color w:val="117086"/>
+          <w:sz w:val="22"/>
+          <w:szCs w:val="22"/>
+        </w:rPr>
+        <w:t xml:space="preserve">Cover Terms</w:t>
+      </w:r>
+      <w:r>
+        <w:rPr>
+          <w:rFonts w:ascii="Arial" w:cs="Arial" w:eastAsia="Arial" w:hAnsi="Arial"/>
+          <w:b w:val="false"/>
+          <w:bCs w:val="false"/>
+          <w:i w:val="false"/>
+          <w:iCs w:val="false"/>
+          <w:color w:val="1D2021"/>
+          <w:sz w:val="22"/>
+          <w:szCs w:val="22"/>
+        </w:rPr>
+        <w:t xml:space="preserve"> and as required by law.</w:t>
+      </w:r>
+    </w:p>
+    <w:p>
+      <w:pPr>
+        <w:pStyle w:val="OAClauseHeading"/>
+        <w:spacing w:after="120" w:before="320" w:line="340" w:beforeAutospacing="false" w:afterAutospacing="false"/>
+        <w:contextualSpacing w:val="false"/>
+      </w:pPr>
+      <w:r>
+        <w:rPr>
+          <w:rFonts w:ascii="Arial" w:cs="Arial" w:eastAsia="Arial" w:hAnsi="Arial"/>
+          <w:b/>
+          <w:bCs/>
+          <w:color w:val="1D2021"/>
+          <w:sz w:val="22"/>
+          <w:szCs w:val="22"/>
+        </w:rPr>
+        <w:t xml:space="preserve">6. Policy Updates.</w:t>
       </w:r>
     </w:p>
     <w:p>
@@ -1689,7 +1909,7 @@
         <w:sz w:val="13"/>
         <w:szCs w:val="13"/>
       </w:rPr>
-      <w:t xml:space="preserve">OpenAgreements Employment Confidentiality Acknowledgement (v1.1). Free to use under CC BY 4.0.</w:t>
+      <w:t xml:space="preserve">OpenAgreements Employment Confidentiality Acknowledgement (v1.2). Free to use under CC BY 4.0.</w:t>
     </w:r>
     <w:r>
       <w:rPr>
@@ -1766,7 +1986,7 @@
         <w:sz w:val="13"/>
         <w:szCs w:val="13"/>
       </w:rPr>
-      <w:t xml:space="preserve">OpenAgreements Employment Confidentiality Acknowledgement (v1.1). Free to use under CC BY 4.0.</w:t>
+      <w:t xml:space="preserve">OpenAgreements Employment Confidentiality Acknowledgement (v1.2). Free to use under CC BY 4.0.</w:t>
     </w:r>
     <w:r>
       <w:rPr>
@@ -1829,7 +2049,7 @@
         <w:sz w:val="13"/>
         <w:szCs w:val="13"/>
       </w:rPr>
-      <w:t xml:space="preserve">OpenAgreements Employment Confidentiality Acknowledgement (v1.1). Free to use under CC BY 4.0.</w:t>
+      <w:t xml:space="preserve">OpenAgreements Employment Confidentiality Acknowledgement (v1.2). Free to use under CC BY 4.0.</w:t>
     </w:r>
     <w:r>
       <w:rPr>

--- a/content/templates/openagreements-employment-confidentiality-acknowledgement/template.docx
+++ b/content/templates/openagreements-employment-confidentiality-acknowledgement/template.docx
@@ -4,6 +4,7 @@
   <w:body>
     <w:p>
       <w:pPr>
+        <w:pStyle w:val="OATitle"/>
         <w:spacing w:after="210" w:before="240"/>
       </w:pPr>
       <w:r>
@@ -53,6 +54,7 @@
           </w:tcPr>
           <w:p>
             <w:pPr>
+              <w:pStyle w:val="Normal"/>
               <w:spacing w:after="30" w:line="340"/>
             </w:pPr>
             <w:r>
@@ -69,6 +71,7 @@
           </w:p>
           <w:p>
             <w:pPr>
+              <w:pStyle w:val="Normal"/>
               <w:spacing w:after="20" w:line="340"/>
             </w:pPr>
             <w:r>
@@ -105,6 +108,7 @@
           </w:tcPr>
           <w:p>
             <w:pPr>
+              <w:pStyle w:val="Normal"/>
               <w:spacing w:after="0" w:before="0" w:line="340"/>
             </w:pPr>
             <w:r>
@@ -140,6 +144,7 @@
           </w:tcPr>
           <w:p>
             <w:pPr>
+              <w:pStyle w:val="Normal"/>
               <w:spacing w:after="0" w:before="0" w:line="340" w:beforeAutospacing="false" w:afterAutospacing="false"/>
               <w:contextualSpacing w:val="false"/>
             </w:pPr>
@@ -181,6 +186,7 @@
           </w:tcPr>
           <w:p>
             <w:pPr>
+              <w:pStyle w:val="Normal"/>
               <w:spacing w:after="0" w:before="0" w:line="340"/>
             </w:pPr>
             <w:r>
@@ -216,6 +222,7 @@
           </w:tcPr>
           <w:p>
             <w:pPr>
+              <w:pStyle w:val="Normal"/>
               <w:spacing w:after="0" w:before="0" w:line="340" w:beforeAutospacing="false" w:afterAutospacing="false"/>
               <w:contextualSpacing w:val="false"/>
             </w:pPr>
@@ -257,6 +264,7 @@
           </w:tcPr>
           <w:p>
             <w:pPr>
+              <w:pStyle w:val="Normal"/>
               <w:spacing w:after="0" w:before="0" w:line="340"/>
             </w:pPr>
             <w:r>
@@ -292,6 +300,7 @@
           </w:tcPr>
           <w:p>
             <w:pPr>
+              <w:pStyle w:val="Normal"/>
               <w:spacing w:after="0" w:before="0" w:line="340" w:beforeAutospacing="false" w:afterAutospacing="false"/>
               <w:contextualSpacing w:val="false"/>
             </w:pPr>
@@ -333,6 +342,7 @@
           </w:tcPr>
           <w:p>
             <w:pPr>
+              <w:pStyle w:val="Normal"/>
               <w:spacing w:after="0" w:before="0" w:line="340"/>
             </w:pPr>
             <w:r>
@@ -368,6 +378,7 @@
           </w:tcPr>
           <w:p>
             <w:pPr>
+              <w:pStyle w:val="Normal"/>
               <w:spacing w:after="0" w:before="0" w:line="340" w:beforeAutospacing="false" w:afterAutospacing="false"/>
               <w:contextualSpacing w:val="false"/>
             </w:pPr>
@@ -409,6 +420,7 @@
           </w:tcPr>
           <w:p>
             <w:pPr>
+              <w:pStyle w:val="Normal"/>
               <w:spacing w:after="0" w:before="0" w:line="340"/>
             </w:pPr>
             <w:r>
@@ -444,6 +456,7 @@
           </w:tcPr>
           <w:p>
             <w:pPr>
+              <w:pStyle w:val="Normal"/>
               <w:spacing w:after="0" w:before="0" w:line="340" w:beforeAutospacing="false" w:afterAutospacing="false"/>
               <w:contextualSpacing w:val="false"/>
             </w:pPr>
@@ -485,6 +498,7 @@
           </w:tcPr>
           <w:p>
             <w:pPr>
+              <w:pStyle w:val="Normal"/>
               <w:spacing w:after="0" w:before="0" w:line="340"/>
             </w:pPr>
             <w:r>
@@ -520,6 +534,7 @@
           </w:tcPr>
           <w:p>
             <w:pPr>
+              <w:pStyle w:val="Normal"/>
               <w:spacing w:after="0" w:before="0" w:line="340" w:beforeAutospacing="false" w:afterAutospacing="false"/>
               <w:contextualSpacing w:val="false"/>
             </w:pPr>
@@ -561,6 +576,7 @@
           </w:tcPr>
           <w:p>
             <w:pPr>
+              <w:pStyle w:val="Normal"/>
               <w:spacing w:after="0" w:before="0" w:line="340"/>
             </w:pPr>
             <w:r>
@@ -596,6 +612,7 @@
           </w:tcPr>
           <w:p>
             <w:pPr>
+              <w:pStyle w:val="Normal"/>
               <w:spacing w:after="0" w:before="0" w:line="340" w:beforeAutospacing="false" w:afterAutospacing="false"/>
               <w:contextualSpacing w:val="false"/>
             </w:pPr>
@@ -637,6 +654,7 @@
           </w:tcPr>
           <w:p>
             <w:pPr>
+              <w:pStyle w:val="Normal"/>
               <w:spacing w:after="0" w:before="0" w:line="340"/>
             </w:pPr>
             <w:r>
@@ -672,6 +690,7 @@
           </w:tcPr>
           <w:p>
             <w:pPr>
+              <w:pStyle w:val="Normal"/>
               <w:spacing w:after="0" w:before="0" w:line="340" w:beforeAutospacing="false" w:afterAutospacing="false"/>
               <w:contextualSpacing w:val="false"/>
             </w:pPr>
@@ -713,6 +732,7 @@
           </w:tcPr>
           <w:p>
             <w:pPr>
+              <w:pStyle w:val="Normal"/>
               <w:spacing w:after="0" w:before="0" w:line="340"/>
             </w:pPr>
             <w:r>
@@ -748,6 +768,7 @@
           </w:tcPr>
           <w:p>
             <w:pPr>
+              <w:pStyle w:val="Normal"/>
               <w:spacing w:after="0" w:before="0" w:line="340" w:beforeAutospacing="false" w:afterAutospacing="false"/>
               <w:contextualSpacing w:val="false"/>
             </w:pPr>
@@ -782,6 +803,7 @@
     </w:p>
     <w:p>
       <w:pPr>
+        <w:pStyle w:val="OASectionTitle"/>
         <w:spacing w:after="240" w:before="0" w:line="340" w:beforeAutospacing="false" w:afterAutospacing="false"/>
         <w:contextualSpacing w:val="false"/>
       </w:pPr>
@@ -1261,6 +1283,7 @@
     </w:p>
     <w:p>
       <w:pPr>
+        <w:pStyle w:val="OASectionTitle"/>
         <w:spacing w:after="240" w:before="0" w:line="340" w:beforeAutospacing="false" w:afterAutospacing="false"/>
         <w:contextualSpacing w:val="false"/>
       </w:pPr>
@@ -1278,6 +1301,7 @@
     </w:p>
     <w:p>
       <w:pPr>
+        <w:pStyle w:val="Normal"/>
         <w:spacing w:after="280" w:before="0" w:line="340" w:beforeAutospacing="false" w:afterAutospacing="false"/>
         <w:contextualSpacing w:val="false"/>
       </w:pPr>
@@ -1331,6 +1355,7 @@
           </w:tcPr>
           <w:p>
             <w:pPr>
+              <w:pStyle w:val="Normal"/>
               <w:spacing w:after="0" w:line="340"/>
             </w:pPr>
             <w:r>
@@ -1364,6 +1389,7 @@
           </w:tcPr>
           <w:p>
             <w:pPr>
+              <w:pStyle w:val="Normal"/>
               <w:spacing w:after="0" w:line="340"/>
               <w:jc w:val="center"/>
             </w:pPr>
@@ -1403,6 +1429,7 @@
           </w:tcPr>
           <w:p>
             <w:pPr>
+              <w:pStyle w:val="Normal"/>
               <w:spacing w:after="0" w:line="340"/>
             </w:pPr>
             <w:r>
@@ -1436,6 +1463,7 @@
           </w:tcPr>
           <w:p>
             <w:pPr>
+              <w:pStyle w:val="Normal"/>
               <w:spacing w:after="0" w:line="340"/>
             </w:pPr>
             <w:r>
@@ -1472,6 +1500,7 @@
           </w:tcPr>
           <w:p>
             <w:pPr>
+              <w:pStyle w:val="Normal"/>
               <w:spacing w:after="0" w:line="340"/>
             </w:pPr>
             <w:r>
@@ -1505,6 +1534,7 @@
           </w:tcPr>
           <w:p>
             <w:pPr>
+              <w:pStyle w:val="Normal"/>
               <w:spacing w:after="0" w:line="340"/>
             </w:pPr>
             <w:r>
@@ -1541,6 +1571,7 @@
           </w:tcPr>
           <w:p>
             <w:pPr>
+              <w:pStyle w:val="Normal"/>
               <w:spacing w:after="0" w:line="340"/>
             </w:pPr>
             <w:r>
@@ -1574,6 +1605,7 @@
           </w:tcPr>
           <w:p>
             <w:pPr>
+              <w:pStyle w:val="Normal"/>
               <w:spacing w:after="0" w:line="340"/>
             </w:pPr>
             <w:r>
@@ -2263,7 +2295,7 @@
     </w:rPrDefault>
     <w:pPrDefault>
       <w:pPr>
-        <w:spacing w:after="0" w:before="0" w:line="340" w:lineRule="auto"/>
+        <w:spacing w:after="280" w:before="0" w:line="340" w:lineRule="auto"/>
       </w:pPr>
     </w:pPrDefault>
   </w:docDefaults>
@@ -2443,11 +2475,43 @@
     <w:next w:val="Normal"/>
     <w:qFormat/>
     <w:pPr>
-      <w:spacing w:after="0" w:before="0" w:line="340" w:lineRule="auto"/>
+      <w:spacing w:after="280" w:before="0" w:line="340" w:lineRule="auto"/>
     </w:pPr>
     <w:rPr>
       <w:rFonts w:ascii="Arial" w:cs="Arial" w:eastAsia="Arial" w:hAnsi="Arial"/>
       <w:color w:val="1D2021"/>
+      <w:sz w:val="22"/>
+      <w:szCs w:val="22"/>
+    </w:rPr>
+  </w:style>
+  <w:style w:type="paragraph" w:styleId="OATitle">
+    <w:name w:val="OA Title"/>
+    <w:basedOn w:val="Normal"/>
+    <w:next w:val="Normal"/>
+    <w:qFormat/>
+    <w:pPr>
+      <w:spacing w:after="210" w:before="240" w:line="340" w:lineRule="auto"/>
+    </w:pPr>
+    <w:rPr>
+      <w:rFonts w:ascii="Georgia" w:cs="Georgia" w:eastAsia="Georgia" w:hAnsi="Georgia"/>
+      <w:color w:val="1D2021"/>
+      <w:sz w:val="44"/>
+      <w:szCs w:val="44"/>
+    </w:rPr>
+  </w:style>
+  <w:style w:type="paragraph" w:styleId="OASectionTitle">
+    <w:name w:val="OA Section Title"/>
+    <w:basedOn w:val="Normal"/>
+    <w:next w:val="Normal"/>
+    <w:qFormat/>
+    <w:pPr>
+      <w:spacing w:after="240" w:before="0" w:line="340" w:lineRule="auto"/>
+    </w:pPr>
+    <w:rPr>
+      <w:rFonts w:ascii="Arial" w:cs="Arial" w:eastAsia="Arial" w:hAnsi="Arial"/>
+      <w:b/>
+      <w:bCs/>
+      <w:color w:val="117086"/>
       <w:sz w:val="22"/>
       <w:szCs w:val="22"/>
     </w:rPr>

--- a/content/templates/openagreements-employment-confidentiality-acknowledgement/template.docx
+++ b/content/templates/openagreements-employment-confidentiality-acknowledgement/template.docx
@@ -1853,10 +1853,6 @@
 </w:document>
 </file>
 
-<file path=word/comments.xml><?xml version="1.0" encoding="utf-8"?>
-<w:comments xmlns:cx="http://schemas.microsoft.com/office/drawing/2014/chartex" xmlns:cx1="http://schemas.microsoft.com/office/drawing/2015/9/8/chartex" xmlns:cx2="http://schemas.microsoft.com/office/drawing/2015/10/21/chartex" xmlns:cx3="http://schemas.microsoft.com/office/drawing/2016/5/9/chartex" xmlns:cx4="http://schemas.microsoft.com/office/drawing/2016/5/10/chartex" xmlns:cx5="http://schemas.microsoft.com/office/drawing/2016/5/11/chartex" xmlns:cx6="http://schemas.microsoft.com/office/drawing/2016/5/12/chartex" xmlns:cx7="http://schemas.microsoft.com/office/drawing/2016/5/13/chartex" xmlns:cx8="http://schemas.microsoft.com/office/drawing/2016/5/14/chartex" xmlns:mc="http://schemas.openxmlformats.org/markup-compatibility/2006" xmlns:aink="http://schemas.microsoft.com/office/drawing/2016/ink" xmlns:am3d="http://schemas.microsoft.com/office/drawing/2017/model3d" xmlns:o="urn:schemas-microsoft-com:office:office" xmlns:r="http://schemas.openxmlformats.org/officeDocument/2006/relationships" xmlns:m="http://schemas.openxmlformats.org/officeDocument/2006/math" xmlns:v="urn:schemas-microsoft-com:vml" xmlns:wp14="http://schemas.microsoft.com/office/word/2010/wordprocessingDrawing" xmlns:wp="http://schemas.openxmlformats.org/drawingml/2006/wordprocessingDrawing" xmlns:w10="urn:schemas-microsoft-com:office:word" xmlns:w="http://schemas.openxmlformats.org/wordprocessingml/2006/main" xmlns:w14="http://schemas.microsoft.com/office/word/2010/wordml" xmlns:w15="http://schemas.microsoft.com/office/word/2012/wordml" xmlns:w16cex="http://schemas.microsoft.com/office/word/2018/wordml/cex" xmlns:w16cid="http://schemas.microsoft.com/office/word/2016/wordml/cid" xmlns:w16="http://schemas.microsoft.com/office/word/2018/wordml" xmlns:w16sdtdh="http://schemas.microsoft.com/office/word/2020/wordml/sdtdatahash" xmlns:w16se="http://schemas.microsoft.com/office/word/2015/wordml/symex" xmlns:wpg="http://schemas.microsoft.com/office/word/2010/wordprocessingGroup" xmlns:wpi="http://schemas.microsoft.com/office/word/2010/wordprocessingInk" xmlns:wne="http://schemas.microsoft.com/office/word/2006/wordml" xmlns:wps="http://schemas.microsoft.com/office/word/2010/wordprocessingShape"/>
-</file>
-
 <file path=word/endnotes.xml><?xml version="1.0" encoding="utf-8"?>
 <w:endnotes xmlns:wpc="http://schemas.microsoft.com/office/word/2010/wordprocessingCanvas" xmlns:mc="http://schemas.openxmlformats.org/markup-compatibility/2006" xmlns:o="urn:schemas-microsoft-com:office:office" xmlns:r="http://schemas.openxmlformats.org/officeDocument/2006/relationships" xmlns:m="http://schemas.openxmlformats.org/officeDocument/2006/math" xmlns:v="urn:schemas-microsoft-com:vml" xmlns:wp14="http://schemas.microsoft.com/office/word/2010/wordprocessingDrawing" xmlns:wp="http://schemas.openxmlformats.org/drawingml/2006/wordprocessingDrawing" xmlns:w10="urn:schemas-microsoft-com:office:word" xmlns:w="http://schemas.openxmlformats.org/wordprocessingml/2006/main" xmlns:w14="http://schemas.microsoft.com/office/word/2010/wordml" xmlns:w15="http://schemas.microsoft.com/office/word/2012/wordml" xmlns:wpg="http://schemas.microsoft.com/office/word/2010/wordprocessingGroup" xmlns:wpi="http://schemas.microsoft.com/office/word/2010/wordprocessingInk" xmlns:wne="http://schemas.microsoft.com/office/word/2006/wordml" xmlns:wps="http://schemas.microsoft.com/office/word/2010/wordprocessingShape" mc:Ignorable="w14 w15 wp14">
   <w:endnote w:type="separator" w:id="-1">
@@ -1930,6 +1926,7 @@
       <w:fldChar w:fldCharType="begin"/>
       <w:instrText xml:space="preserve">PAGE</w:instrText>
       <w:fldChar w:fldCharType="separate"/>
+      <w:t>1</w:t>
       <w:fldChar w:fldCharType="end"/>
     </w:r>
     <w:r>
@@ -1951,6 +1948,7 @@
       <w:fldChar w:fldCharType="begin"/>
       <w:instrText xml:space="preserve">NUMPAGES</w:instrText>
       <w:fldChar w:fldCharType="separate"/>
+      <w:t>1</w:t>
       <w:fldChar w:fldCharType="end"/>
     </w:r>
   </w:p>
@@ -2007,6 +2005,7 @@
       <w:fldChar w:fldCharType="begin"/>
       <w:instrText xml:space="preserve">PAGE</w:instrText>
       <w:fldChar w:fldCharType="separate"/>
+      <w:t>1</w:t>
       <w:fldChar w:fldCharType="end"/>
     </w:r>
     <w:r>
@@ -2028,6 +2027,7 @@
       <w:fldChar w:fldCharType="begin"/>
       <w:instrText xml:space="preserve">NUMPAGES</w:instrText>
       <w:fldChar w:fldCharType="separate"/>
+      <w:t>1</w:t>
       <w:fldChar w:fldCharType="end"/>
     </w:r>
   </w:p>
@@ -2070,6 +2070,7 @@
       <w:fldChar w:fldCharType="begin"/>
       <w:instrText xml:space="preserve">PAGE</w:instrText>
       <w:fldChar w:fldCharType="separate"/>
+      <w:t>1</w:t>
       <w:fldChar w:fldCharType="end"/>
     </w:r>
     <w:r>
@@ -2091,6 +2092,7 @@
       <w:fldChar w:fldCharType="begin"/>
       <w:instrText xml:space="preserve">NUMPAGES</w:instrText>
       <w:fldChar w:fldCharType="separate"/>
+      <w:t>1</w:t>
       <w:fldChar w:fldCharType="end"/>
     </w:r>
   </w:p>

--- a/content/templates/openagreements-employment-confidentiality-acknowledgement/template.docx
+++ b/content/templates/openagreements-employment-confidentiality-acknowledgement/template.docx
@@ -2771,4 +2771,299 @@
     </w:rPr>
   </w:style>
 </w:styles>
+</file>
+
+<file path=word/theme/theme1.xml><?xml version="1.0" encoding="utf-8"?>
+<a:theme xmlns:a="http://schemas.openxmlformats.org/drawingml/2006/main" name="Office Theme">
+  <a:themeElements>
+    <a:clrScheme name="Office">
+      <a:dk1>
+        <a:sysClr val="windowText" lastClr="000000"/>
+      </a:dk1>
+      <a:lt1>
+        <a:sysClr val="window" lastClr="FFFFFF"/>
+      </a:lt1>
+      <a:dk2>
+        <a:srgbClr val="44546A"/>
+      </a:dk2>
+      <a:lt2>
+        <a:srgbClr val="E7E6E6"/>
+      </a:lt2>
+      <a:accent1>
+        <a:srgbClr val="4472C4"/>
+      </a:accent1>
+      <a:accent2>
+        <a:srgbClr val="ED7D31"/>
+      </a:accent2>
+      <a:accent3>
+        <a:srgbClr val="A5A5A5"/>
+      </a:accent3>
+      <a:accent4>
+        <a:srgbClr val="FFC000"/>
+      </a:accent4>
+      <a:accent5>
+        <a:srgbClr val="5B9BD5"/>
+      </a:accent5>
+      <a:accent6>
+        <a:srgbClr val="70AD47"/>
+      </a:accent6>
+      <a:hlink>
+        <a:srgbClr val="0563C1"/>
+      </a:hlink>
+      <a:folHlink>
+        <a:srgbClr val="954F72"/>
+      </a:folHlink>
+    </a:clrScheme>
+    <a:fontScheme name="Office">
+      <a:majorFont>
+        <a:latin typeface="Calibri Light" panose="020F0302020204030204"/>
+        <a:ea typeface=""/>
+        <a:cs typeface=""/>
+        <a:font script="Jpan" typeface="游ゴシック Light"/>
+        <a:font script="Hang" typeface="맑은 고딕"/>
+        <a:font script="Hans" typeface="等线 Light"/>
+        <a:font script="Hant" typeface="新細明體"/>
+        <a:font script="Arab" typeface="Times New Roman"/>
+        <a:font script="Hebr" typeface="Times New Roman"/>
+        <a:font script="Thai" typeface="Angsana New"/>
+        <a:font script="Ethi" typeface="Nyala"/>
+        <a:font script="Beng" typeface="Vrinda"/>
+        <a:font script="Gujr" typeface="Shruti"/>
+        <a:font script="Khmr" typeface="MoolBoran"/>
+        <a:font script="Knda" typeface="Tunga"/>
+        <a:font script="Guru" typeface="Raavi"/>
+        <a:font script="Cans" typeface="Euphemia"/>
+        <a:font script="Cher" typeface="Plantagenet Cherokee"/>
+        <a:font script="Yiii" typeface="Microsoft Yi Baiti"/>
+        <a:font script="Tibt" typeface="Microsoft Himalaya"/>
+        <a:font script="Thaa" typeface="MV Boli"/>
+        <a:font script="Deva" typeface="Mangal"/>
+        <a:font script="Telu" typeface="Gautami"/>
+        <a:font script="Taml" typeface="Latha"/>
+        <a:font script="Syrc" typeface="Estrangelo Edessa"/>
+        <a:font script="Orya" typeface="Kalinga"/>
+        <a:font script="Mlym" typeface="Kartika"/>
+        <a:font script="Laoo" typeface="DokChampa"/>
+        <a:font script="Sinh" typeface="Iskoola Pota"/>
+        <a:font script="Mong" typeface="Mongolian Baiti"/>
+        <a:font script="Viet" typeface="Times New Roman"/>
+        <a:font script="Uigh" typeface="Microsoft Uighur"/>
+        <a:font script="Geor" typeface="Sylfaen"/>
+        <a:font script="Armn" typeface="Arial"/>
+        <a:font script="Bugi" typeface="Leelawadee UI"/>
+        <a:font script="Bopo" typeface="Microsoft JhengHei"/>
+        <a:font script="Java" typeface="Javanese Text"/>
+        <a:font script="Lisu" typeface="Segoe UI"/>
+        <a:font script="Mymr" typeface="Myanmar Text"/>
+        <a:font script="Nkoo" typeface="Ebrima"/>
+        <a:font script="Olck" typeface="Nirmala UI"/>
+        <a:font script="Osma" typeface="Ebrima"/>
+        <a:font script="Phag" typeface="Phagspa"/>
+        <a:font script="Syrn" typeface="Estrangelo Edessa"/>
+        <a:font script="Syrj" typeface="Estrangelo Edessa"/>
+        <a:font script="Syre" typeface="Estrangelo Edessa"/>
+        <a:font script="Sora" typeface="Nirmala UI"/>
+        <a:font script="Tale" typeface="Microsoft Tai Le"/>
+        <a:font script="Talu" typeface="Microsoft New Tai Lue"/>
+        <a:font script="Tfng" typeface="Ebrima"/>
+      </a:majorFont>
+      <a:minorFont>
+        <a:latin typeface="Calibri" panose="020F0502020204030204"/>
+        <a:ea typeface=""/>
+        <a:cs typeface=""/>
+        <a:font script="Jpan" typeface="游明朝"/>
+        <a:font script="Hang" typeface="맑은 고딕"/>
+        <a:font script="Hans" typeface="等线"/>
+        <a:font script="Hant" typeface="新細明體"/>
+        <a:font script="Arab" typeface="Arial"/>
+        <a:font script="Hebr" typeface="Arial"/>
+        <a:font script="Thai" typeface="Cordia New"/>
+        <a:font script="Ethi" typeface="Nyala"/>
+        <a:font script="Beng" typeface="Vrinda"/>
+        <a:font script="Gujr" typeface="Shruti"/>
+        <a:font script="Khmr" typeface="DaunPenh"/>
+        <a:font script="Knda" typeface="Tunga"/>
+        <a:font script="Guru" typeface="Raavi"/>
+        <a:font script="Cans" typeface="Euphemia"/>
+        <a:font script="Cher" typeface="Plantagenet Cherokee"/>
+        <a:font script="Yiii" typeface="Microsoft Yi Baiti"/>
+        <a:font script="Tibt" typeface="Microsoft Himalaya"/>
+        <a:font script="Thaa" typeface="MV Boli"/>
+        <a:font script="Deva" typeface="Mangal"/>
+        <a:font script="Telu" typeface="Gautami"/>
+        <a:font script="Taml" typeface="Latha"/>
+        <a:font script="Syrc" typeface="Estrangelo Edessa"/>
+        <a:font script="Orya" typeface="Kalinga"/>
+        <a:font script="Mlym" typeface="Kartika"/>
+        <a:font script="Laoo" typeface="DokChampa"/>
+        <a:font script="Sinh" typeface="Iskoola Pota"/>
+        <a:font script="Mong" typeface="Mongolian Baiti"/>
+        <a:font script="Viet" typeface="Arial"/>
+        <a:font script="Uigh" typeface="Microsoft Uighur"/>
+        <a:font script="Geor" typeface="Sylfaen"/>
+        <a:font script="Armn" typeface="Arial"/>
+        <a:font script="Bugi" typeface="Leelawadee UI"/>
+        <a:font script="Bopo" typeface="Microsoft JhengHei"/>
+        <a:font script="Java" typeface="Javanese Text"/>
+        <a:font script="Lisu" typeface="Segoe UI"/>
+        <a:font script="Mymr" typeface="Myanmar Text"/>
+        <a:font script="Nkoo" typeface="Ebrima"/>
+        <a:font script="Olck" typeface="Nirmala UI"/>
+        <a:font script="Osma" typeface="Ebrima"/>
+        <a:font script="Phag" typeface="Phagspa"/>
+        <a:font script="Syrn" typeface="Estrangelo Edessa"/>
+        <a:font script="Syrj" typeface="Estrangelo Edessa"/>
+        <a:font script="Syre" typeface="Estrangelo Edessa"/>
+        <a:font script="Sora" typeface="Nirmala UI"/>
+        <a:font script="Tale" typeface="Microsoft Tai Le"/>
+        <a:font script="Talu" typeface="Microsoft New Tai Lue"/>
+        <a:font script="Tfng" typeface="Ebrima"/>
+      </a:minorFont>
+    </a:fontScheme>
+    <a:fmtScheme name="Office">
+      <a:fillStyleLst>
+        <a:solidFill>
+          <a:schemeClr val="phClr"/>
+        </a:solidFill>
+        <a:gradFill rotWithShape="1">
+          <a:gsLst>
+            <a:gs pos="0">
+              <a:schemeClr val="phClr">
+                <a:lumMod val="110000"/>
+                <a:satMod val="105000"/>
+                <a:tint val="67000"/>
+              </a:schemeClr>
+            </a:gs>
+            <a:gs pos="50000">
+              <a:schemeClr val="phClr">
+                <a:lumMod val="105000"/>
+                <a:satMod val="103000"/>
+                <a:tint val="73000"/>
+              </a:schemeClr>
+            </a:gs>
+            <a:gs pos="100000">
+              <a:schemeClr val="phClr">
+                <a:lumMod val="105000"/>
+                <a:satMod val="109000"/>
+                <a:tint val="81000"/>
+              </a:schemeClr>
+            </a:gs>
+          </a:gsLst>
+          <a:lin ang="5400000" scaled="0"/>
+        </a:gradFill>
+        <a:gradFill rotWithShape="1">
+          <a:gsLst>
+            <a:gs pos="0">
+              <a:schemeClr val="phClr">
+                <a:satMod val="103000"/>
+                <a:lumMod val="102000"/>
+                <a:tint val="94000"/>
+              </a:schemeClr>
+            </a:gs>
+            <a:gs pos="50000">
+              <a:schemeClr val="phClr">
+                <a:satMod val="110000"/>
+                <a:lumMod val="100000"/>
+                <a:shade val="100000"/>
+              </a:schemeClr>
+            </a:gs>
+            <a:gs pos="100000">
+              <a:schemeClr val="phClr">
+                <a:lumMod val="99000"/>
+                <a:satMod val="120000"/>
+                <a:shade val="78000"/>
+              </a:schemeClr>
+            </a:gs>
+          </a:gsLst>
+          <a:lin ang="5400000" scaled="0"/>
+        </a:gradFill>
+      </a:fillStyleLst>
+      <a:lnStyleLst>
+        <a:ln w="6350" cap="flat" cmpd="sng" algn="ctr">
+          <a:solidFill>
+            <a:schemeClr val="phClr"/>
+          </a:solidFill>
+          <a:prstDash val="solid"/>
+          <a:miter lim="800000"/>
+        </a:ln>
+        <a:ln w="12700" cap="flat" cmpd="sng" algn="ctr">
+          <a:solidFill>
+            <a:schemeClr val="phClr"/>
+          </a:solidFill>
+          <a:prstDash val="solid"/>
+          <a:miter lim="800000"/>
+        </a:ln>
+        <a:ln w="19050" cap="flat" cmpd="sng" algn="ctr">
+          <a:solidFill>
+            <a:schemeClr val="phClr"/>
+          </a:solidFill>
+          <a:prstDash val="solid"/>
+          <a:miter lim="800000"/>
+        </a:ln>
+      </a:lnStyleLst>
+      <a:effectStyleLst>
+        <a:effectStyle>
+          <a:effectLst/>
+        </a:effectStyle>
+        <a:effectStyle>
+          <a:effectLst/>
+        </a:effectStyle>
+        <a:effectStyle>
+          <a:effectLst>
+            <a:outerShdw blurRad="57150" dist="19050" dir="5400000" algn="ctr" rotWithShape="0">
+              <a:srgbClr val="000000">
+                <a:alpha val="63000"/>
+              </a:srgbClr>
+            </a:outerShdw>
+          </a:effectLst>
+        </a:effectStyle>
+      </a:effectStyleLst>
+      <a:bgFillStyleLst>
+        <a:solidFill>
+          <a:schemeClr val="phClr"/>
+        </a:solidFill>
+        <a:solidFill>
+          <a:schemeClr val="phClr">
+            <a:tint val="95000"/>
+            <a:satMod val="170000"/>
+          </a:schemeClr>
+        </a:solidFill>
+        <a:gradFill rotWithShape="1">
+          <a:gsLst>
+            <a:gs pos="0">
+              <a:schemeClr val="phClr">
+                <a:tint val="93000"/>
+                <a:satMod val="150000"/>
+                <a:shade val="98000"/>
+                <a:lumMod val="102000"/>
+              </a:schemeClr>
+            </a:gs>
+            <a:gs pos="50000">
+              <a:schemeClr val="phClr">
+                <a:tint val="98000"/>
+                <a:satMod val="130000"/>
+                <a:shade val="90000"/>
+                <a:lumMod val="103000"/>
+              </a:schemeClr>
+            </a:gs>
+            <a:gs pos="100000">
+              <a:schemeClr val="phClr">
+                <a:shade val="63000"/>
+                <a:satMod val="120000"/>
+              </a:schemeClr>
+            </a:gs>
+          </a:gsLst>
+          <a:lin ang="5400000" scaled="0"/>
+        </a:gradFill>
+      </a:bgFillStyleLst>
+    </a:fmtScheme>
+  </a:themeElements>
+  <a:objectDefaults/>
+  <a:extraClrSchemeLst/>
+  <a:extLst>
+    <a:ext uri="{05A4C25C-085E-4340-85A3-A5531E510DB2}">
+      <thm15:themeFamily xmlns:thm15="http://schemas.microsoft.com/office/thememl/2012/main" name="Office Theme" id="{62F939B6-93AF-4DB8-9C6B-D6C7DFDC589F}" vid="{4A3C46E8-61CC-4603-A589-7422A47A8E4A}"/>
+    </a:ext>
+  </a:extLst>
+</a:theme>
 </file>
--- a/content/templates/openagreements-employment-confidentiality-acknowledgement/template.docx
+++ b/content/templates/openagreements-employment-confidentiality-acknowledgement/template.docx
@@ -1905,7 +1905,7 @@
         <w:sz w:val="13"/>
         <w:szCs w:val="13"/>
       </w:rPr>
-      <w:t xml:space="preserve">OpenAgreements Employment Confidentiality Acknowledgement (v1.2). Free to use under CC BY 4.0.</w:t>
+      <w:t xml:space="preserve">OpenAgreements Employment Confidentiality Acknowledgement (v0.1.2). Free to use under CC BY 4.0.</w:t>
     </w:r>
     <w:r>
       <w:rPr>
@@ -1984,7 +1984,7 @@
         <w:sz w:val="13"/>
         <w:szCs w:val="13"/>
       </w:rPr>
-      <w:t xml:space="preserve">OpenAgreements Employment Confidentiality Acknowledgement (v1.2). Free to use under CC BY 4.0.</w:t>
+      <w:t xml:space="preserve">OpenAgreements Employment Confidentiality Acknowledgement (v0.1.2). Free to use under CC BY 4.0.</w:t>
     </w:r>
     <w:r>
       <w:rPr>
@@ -2049,7 +2049,7 @@
         <w:sz w:val="13"/>
         <w:szCs w:val="13"/>
       </w:rPr>
-      <w:t xml:space="preserve">OpenAgreements Employment Confidentiality Acknowledgement (v1.2). Free to use under CC BY 4.0.</w:t>
+      <w:t xml:space="preserve">OpenAgreements Employment Confidentiality Acknowledgement (v0.1.2). Free to use under CC BY 4.0.</w:t>
     </w:r>
     <w:r>
       <w:rPr>

--- a/content/templates/openagreements-employment-confidentiality-acknowledgement/template.docx
+++ b/content/templates/openagreements-employment-confidentiality-acknowledgement/template.docx
@@ -1952,20 +1952,6 @@
       <w:fldChar w:fldCharType="end"/>
     </w:r>
   </w:p>
-  <w:p>
-    <w:pPr>
-      <w:spacing w:after="0" w:before="0"/>
-    </w:pPr>
-    <w:r>
-      <w:rPr>
-        <w:rFonts w:ascii="Arial" w:cs="Arial" w:eastAsia="Arial" w:hAnsi="Arial"/>
-        <w:color w:val="494A4B"/>
-        <w:sz w:val="12"/>
-        <w:szCs w:val="12"/>
-      </w:rPr>
-      <w:t xml:space="preserve">{cloud_drive_id_footer}</w:t>
-    </w:r>
-  </w:p>
 </w:ftr>
 </file>
 

--- a/content/templates/openagreements-employment-confidentiality-acknowledgement/template.docx
+++ b/content/templates/openagreements-employment-confidentiality-acknowledgement/template.docx
@@ -1629,7 +1629,7 @@
       </w:tr>
       <w:tr>
         <w:trPr>
-          <w:trHeight w:val="690" w:hRule="atLeast"/>
+          <w:trHeight w:val="864" w:hRule="atLeast"/>
         </w:trPr>
         <w:tc>
           <w:tcPr>

--- a/content/templates/openagreements-employment-confidentiality-acknowledgement/template.docx
+++ b/content/templates/openagreements-employment-confidentiality-acknowledgement/template.docx
@@ -1587,7 +1587,7 @@
                 <w:sz w:val="18"/>
                 <w:szCs w:val="18"/>
               </w:rPr>
-              <w:t xml:space="preserve"/>
+              <w:t xml:space="preserve">EMPLOYEE</w:t>
             </w:r>
           </w:p>
         </w:tc>
@@ -1602,7 +1602,7 @@
             <w:tcMar>
               <w:top w:type="dxa" w:w="216"/>
               <w:left w:type="dxa" w:w="115"/>
-              <w:bottom w:type="dxa" w:w="120"/>
+              <w:bottom w:type="dxa" w:w="216"/>
               <w:right w:type="dxa" w:w="115"/>
             </w:tcMar>
             <w:vAlign w:val="center"/>
@@ -1611,18 +1611,15 @@
             <w:pPr>
               <w:pStyle w:val="Normal"/>
               <w:spacing w:after="0" w:line="340"/>
-              <w:jc w:val="center"/>
             </w:pPr>
             <w:r>
               <w:rPr>
                 <w:rFonts w:ascii="Arial" w:cs="Arial" w:eastAsia="Arial" w:hAnsi="Arial"/>
-                <w:b/>
-                <w:bCs/>
-                <w:color w:val="8C8D8E"/>
-                <w:sz w:val="16"/>
-                <w:szCs w:val="16"/>
+                <w:color w:val="1D2021"/>
+                <w:sz w:val="18"/>
+                <w:szCs w:val="18"/>
               </w:rPr>
-              <w:t xml:space="preserve">EMPLOYEE</w:t>
+              <w:t xml:space="preserve"/>
             </w:r>
           </w:p>
         </w:tc>
@@ -1668,7 +1665,7 @@
         <w:tc>
           <w:tcPr>
             <w:tcBorders>
-              <w:top w:val="single" w:color="C7C7C7" w:sz="4"/>
+              <w:top w:val="nil" w:color="FFFFFF" w:sz="0"/>
               <w:left w:val="nil" w:color="FFFFFF" w:sz="0"/>
               <w:bottom w:val="single" w:color="C7C7C7" w:sz="4"/>
               <w:right w:val="nil" w:color="FFFFFF" w:sz="0"/>

--- a/content/templates/openagreements-employment-confidentiality-acknowledgement/template.docx
+++ b/content/templates/openagreements-employment-confidentiality-acknowledgement/template.docx
@@ -1566,9 +1566,9 @@
               <w:right w:val="nil" w:color="FFFFFF" w:sz="0"/>
             </w:tcBorders>
             <w:tcMar>
-              <w:top w:type="dxa" w:w="216"/>
+              <w:top w:type="dxa" w:w="80"/>
               <w:left w:type="dxa" w:w="115"/>
-              <w:bottom w:type="dxa" w:w="216"/>
+              <w:bottom w:type="dxa" w:w="80"/>
               <w:right w:type="dxa" w:w="115"/>
             </w:tcMar>
             <w:vAlign w:val="center"/>
@@ -1576,7 +1576,7 @@
           <w:p>
             <w:pPr>
               <w:pStyle w:val="Normal"/>
-              <w:spacing w:after="0" w:line="340"/>
+              <w:spacing w:after="0" w:line="264"/>
             </w:pPr>
             <w:r>
               <w:rPr>
@@ -1600,9 +1600,9 @@
               <w:right w:val="nil" w:color="FFFFFF" w:sz="0"/>
             </w:tcBorders>
             <w:tcMar>
-              <w:top w:type="dxa" w:w="216"/>
+              <w:top w:type="dxa" w:w="80"/>
               <w:left w:type="dxa" w:w="115"/>
-              <w:bottom w:type="dxa" w:w="216"/>
+              <w:bottom w:type="dxa" w:w="80"/>
               <w:right w:type="dxa" w:w="115"/>
             </w:tcMar>
             <w:vAlign w:val="center"/>
@@ -1610,7 +1610,7 @@
           <w:p>
             <w:pPr>
               <w:pStyle w:val="Normal"/>
-              <w:spacing w:after="0" w:line="340"/>
+              <w:spacing w:after="0" w:line="264"/>
             </w:pPr>
             <w:r>
               <w:rPr>
@@ -1626,7 +1626,7 @@
       </w:tr>
       <w:tr>
         <w:trPr>
-          <w:trHeight w:val="864" w:hRule="atLeast"/>
+          <w:trHeight w:val="500" w:hRule="atLeast"/>
         </w:trPr>
         <w:tc>
           <w:tcPr>
@@ -1637,9 +1637,9 @@
               <w:right w:val="nil" w:color="FFFFFF" w:sz="0"/>
             </w:tcBorders>
             <w:tcMar>
-              <w:top w:type="dxa" w:w="216"/>
+              <w:top w:type="dxa" w:w="80"/>
               <w:left w:type="dxa" w:w="115"/>
-              <w:bottom w:type="dxa" w:w="216"/>
+              <w:bottom w:type="dxa" w:w="80"/>
               <w:right w:type="dxa" w:w="115"/>
             </w:tcMar>
             <w:vAlign w:val="center"/>
@@ -1647,7 +1647,7 @@
           <w:p>
             <w:pPr>
               <w:pStyle w:val="Normal"/>
-              <w:spacing w:after="0" w:line="340"/>
+              <w:spacing w:after="0" w:line="264"/>
             </w:pPr>
             <w:r>
               <w:rPr>
@@ -1671,9 +1671,9 @@
               <w:right w:val="nil" w:color="FFFFFF" w:sz="0"/>
             </w:tcBorders>
             <w:tcMar>
-              <w:top w:type="dxa" w:w="216"/>
+              <w:top w:type="dxa" w:w="80"/>
               <w:left w:type="dxa" w:w="115"/>
-              <w:bottom w:type="dxa" w:w="216"/>
+              <w:bottom w:type="dxa" w:w="80"/>
               <w:right w:type="dxa" w:w="115"/>
             </w:tcMar>
             <w:vAlign w:val="center"/>
@@ -1681,7 +1681,7 @@
           <w:p>
             <w:pPr>
               <w:pStyle w:val="Normal"/>
-              <w:spacing w:after="0" w:line="340"/>
+              <w:spacing w:after="0" w:line="264"/>
             </w:pPr>
             <w:r>
               <w:rPr>
@@ -1697,7 +1697,7 @@
       </w:tr>
       <w:tr>
         <w:trPr>
-          <w:trHeight w:val="690" w:hRule="atLeast"/>
+          <w:trHeight w:val="340" w:hRule="atLeast"/>
         </w:trPr>
         <w:tc>
           <w:tcPr>
@@ -1708,9 +1708,9 @@
               <w:right w:val="nil" w:color="FFFFFF" w:sz="0"/>
             </w:tcBorders>
             <w:tcMar>
-              <w:top w:type="dxa" w:w="216"/>
+              <w:top w:type="dxa" w:w="80"/>
               <w:left w:type="dxa" w:w="115"/>
-              <w:bottom w:type="dxa" w:w="216"/>
+              <w:bottom w:type="dxa" w:w="80"/>
               <w:right w:type="dxa" w:w="115"/>
             </w:tcMar>
             <w:vAlign w:val="center"/>
@@ -1718,7 +1718,7 @@
           <w:p>
             <w:pPr>
               <w:pStyle w:val="Normal"/>
-              <w:spacing w:after="0" w:line="340"/>
+              <w:spacing w:after="0" w:line="264"/>
             </w:pPr>
             <w:r>
               <w:rPr>
@@ -1742,9 +1742,9 @@
               <w:right w:val="nil" w:color="FFFFFF" w:sz="0"/>
             </w:tcBorders>
             <w:tcMar>
-              <w:top w:type="dxa" w:w="216"/>
+              <w:top w:type="dxa" w:w="80"/>
               <w:left w:type="dxa" w:w="115"/>
-              <w:bottom w:type="dxa" w:w="216"/>
+              <w:bottom w:type="dxa" w:w="80"/>
               <w:right w:type="dxa" w:w="115"/>
             </w:tcMar>
             <w:vAlign w:val="center"/>
@@ -1752,7 +1752,7 @@
           <w:p>
             <w:pPr>
               <w:pStyle w:val="Normal"/>
-              <w:spacing w:after="0" w:line="340"/>
+              <w:spacing w:after="0" w:line="264"/>
             </w:pPr>
             <w:r>
               <w:rPr>
@@ -1768,7 +1768,7 @@
       </w:tr>
       <w:tr>
         <w:trPr>
-          <w:trHeight w:val="690" w:hRule="atLeast"/>
+          <w:trHeight w:val="340" w:hRule="atLeast"/>
         </w:trPr>
         <w:tc>
           <w:tcPr>
@@ -1779,9 +1779,9 @@
               <w:right w:val="nil" w:color="FFFFFF" w:sz="0"/>
             </w:tcBorders>
             <w:tcMar>
-              <w:top w:type="dxa" w:w="216"/>
+              <w:top w:type="dxa" w:w="80"/>
               <w:left w:type="dxa" w:w="115"/>
-              <w:bottom w:type="dxa" w:w="216"/>
+              <w:bottom w:type="dxa" w:w="80"/>
               <w:right w:type="dxa" w:w="115"/>
             </w:tcMar>
             <w:vAlign w:val="center"/>
@@ -1789,7 +1789,7 @@
           <w:p>
             <w:pPr>
               <w:pStyle w:val="Normal"/>
-              <w:spacing w:after="0" w:line="340"/>
+              <w:spacing w:after="0" w:line="264"/>
             </w:pPr>
             <w:r>
               <w:rPr>
@@ -1813,9 +1813,9 @@
               <w:right w:val="nil" w:color="FFFFFF" w:sz="0"/>
             </w:tcBorders>
             <w:tcMar>
-              <w:top w:type="dxa" w:w="216"/>
+              <w:top w:type="dxa" w:w="80"/>
               <w:left w:type="dxa" w:w="115"/>
-              <w:bottom w:type="dxa" w:w="216"/>
+              <w:bottom w:type="dxa" w:w="80"/>
               <w:right w:type="dxa" w:w="115"/>
             </w:tcMar>
             <w:vAlign w:val="center"/>
@@ -1823,7 +1823,7 @@
           <w:p>
             <w:pPr>
               <w:pStyle w:val="Normal"/>
-              <w:spacing w:after="0" w:line="340"/>
+              <w:spacing w:after="0" w:line="264"/>
             </w:pPr>
             <w:r>
               <w:rPr>

--- a/content/templates/openagreements-employment-confidentiality-acknowledgement/template.docx
+++ b/content/templates/openagreements-employment-confidentiality-acknowledgement/template.docx
@@ -1566,9 +1566,9 @@
               <w:right w:val="nil" w:color="FFFFFF" w:sz="0"/>
             </w:tcBorders>
             <w:tcMar>
-              <w:top w:type="dxa" w:w="216"/>
+              <w:top w:type="dxa" w:w="80"/>
               <w:left w:type="dxa" w:w="115"/>
-              <w:bottom w:type="dxa" w:w="216"/>
+              <w:bottom w:type="dxa" w:w="80"/>
               <w:right w:type="dxa" w:w="115"/>
             </w:tcMar>
             <w:vAlign w:val="center"/>
@@ -1576,7 +1576,7 @@
           <w:p>
             <w:pPr>
               <w:pStyle w:val="Normal"/>
-              <w:spacing w:after="0" w:line="340"/>
+              <w:spacing w:after="0" w:line="264"/>
             </w:pPr>
             <w:r>
               <w:rPr>
@@ -1587,7 +1587,7 @@
                 <w:sz w:val="18"/>
                 <w:szCs w:val="18"/>
               </w:rPr>
-              <w:t xml:space="preserve"/>
+              <w:t xml:space="preserve">EMPLOYEE</w:t>
             </w:r>
           </w:p>
         </w:tc>
@@ -1600,9 +1600,9 @@
               <w:right w:val="nil" w:color="FFFFFF" w:sz="0"/>
             </w:tcBorders>
             <w:tcMar>
-              <w:top w:type="dxa" w:w="216"/>
+              <w:top w:type="dxa" w:w="80"/>
               <w:left w:type="dxa" w:w="115"/>
-              <w:bottom w:type="dxa" w:w="120"/>
+              <w:bottom w:type="dxa" w:w="80"/>
               <w:right w:type="dxa" w:w="115"/>
             </w:tcMar>
             <w:vAlign w:val="center"/>
@@ -1610,26 +1610,23 @@
           <w:p>
             <w:pPr>
               <w:pStyle w:val="Normal"/>
-              <w:spacing w:after="0" w:line="340"/>
-              <w:jc w:val="center"/>
+              <w:spacing w:after="0" w:line="264"/>
             </w:pPr>
             <w:r>
               <w:rPr>
                 <w:rFonts w:ascii="Arial" w:cs="Arial" w:eastAsia="Arial" w:hAnsi="Arial"/>
-                <w:b/>
-                <w:bCs/>
-                <w:color w:val="8C8D8E"/>
-                <w:sz w:val="16"/>
-                <w:szCs w:val="16"/>
+                <w:color w:val="1D2021"/>
+                <w:sz w:val="18"/>
+                <w:szCs w:val="18"/>
               </w:rPr>
-              <w:t xml:space="preserve">EMPLOYEE</w:t>
+              <w:t xml:space="preserve"/>
             </w:r>
           </w:p>
         </w:tc>
       </w:tr>
       <w:tr>
         <w:trPr>
-          <w:trHeight w:val="864" w:hRule="atLeast"/>
+          <w:trHeight w:val="500" w:hRule="atLeast"/>
         </w:trPr>
         <w:tc>
           <w:tcPr>
@@ -1640,9 +1637,9 @@
               <w:right w:val="nil" w:color="FFFFFF" w:sz="0"/>
             </w:tcBorders>
             <w:tcMar>
-              <w:top w:type="dxa" w:w="216"/>
+              <w:top w:type="dxa" w:w="80"/>
               <w:left w:type="dxa" w:w="115"/>
-              <w:bottom w:type="dxa" w:w="216"/>
+              <w:bottom w:type="dxa" w:w="80"/>
               <w:right w:type="dxa" w:w="115"/>
             </w:tcMar>
             <w:vAlign w:val="center"/>
@@ -1650,7 +1647,7 @@
           <w:p>
             <w:pPr>
               <w:pStyle w:val="Normal"/>
-              <w:spacing w:after="0" w:line="340"/>
+              <w:spacing w:after="0" w:line="264"/>
             </w:pPr>
             <w:r>
               <w:rPr>
@@ -1668,15 +1665,15 @@
         <w:tc>
           <w:tcPr>
             <w:tcBorders>
-              <w:top w:val="single" w:color="C7C7C7" w:sz="4"/>
+              <w:top w:val="nil" w:color="FFFFFF" w:sz="0"/>
               <w:left w:val="nil" w:color="FFFFFF" w:sz="0"/>
               <w:bottom w:val="single" w:color="C7C7C7" w:sz="4"/>
               <w:right w:val="nil" w:color="FFFFFF" w:sz="0"/>
             </w:tcBorders>
             <w:tcMar>
-              <w:top w:type="dxa" w:w="216"/>
+              <w:top w:type="dxa" w:w="80"/>
               <w:left w:type="dxa" w:w="115"/>
-              <w:bottom w:type="dxa" w:w="216"/>
+              <w:bottom w:type="dxa" w:w="80"/>
               <w:right w:type="dxa" w:w="115"/>
             </w:tcMar>
             <w:vAlign w:val="center"/>
@@ -1684,7 +1681,7 @@
           <w:p>
             <w:pPr>
               <w:pStyle w:val="Normal"/>
-              <w:spacing w:after="0" w:line="340"/>
+              <w:spacing w:after="0" w:line="264"/>
             </w:pPr>
             <w:r>
               <w:rPr>
@@ -1700,7 +1697,7 @@
       </w:tr>
       <w:tr>
         <w:trPr>
-          <w:trHeight w:val="690" w:hRule="atLeast"/>
+          <w:trHeight w:val="340" w:hRule="atLeast"/>
         </w:trPr>
         <w:tc>
           <w:tcPr>
@@ -1711,9 +1708,9 @@
               <w:right w:val="nil" w:color="FFFFFF" w:sz="0"/>
             </w:tcBorders>
             <w:tcMar>
-              <w:top w:type="dxa" w:w="216"/>
+              <w:top w:type="dxa" w:w="80"/>
               <w:left w:type="dxa" w:w="115"/>
-              <w:bottom w:type="dxa" w:w="216"/>
+              <w:bottom w:type="dxa" w:w="80"/>
               <w:right w:type="dxa" w:w="115"/>
             </w:tcMar>
             <w:vAlign w:val="center"/>
@@ -1721,7 +1718,7 @@
           <w:p>
             <w:pPr>
               <w:pStyle w:val="Normal"/>
-              <w:spacing w:after="0" w:line="340"/>
+              <w:spacing w:after="0" w:line="264"/>
             </w:pPr>
             <w:r>
               <w:rPr>
@@ -1745,9 +1742,9 @@
               <w:right w:val="nil" w:color="FFFFFF" w:sz="0"/>
             </w:tcBorders>
             <w:tcMar>
-              <w:top w:type="dxa" w:w="216"/>
+              <w:top w:type="dxa" w:w="80"/>
               <w:left w:type="dxa" w:w="115"/>
-              <w:bottom w:type="dxa" w:w="216"/>
+              <w:bottom w:type="dxa" w:w="80"/>
               <w:right w:type="dxa" w:w="115"/>
             </w:tcMar>
             <w:vAlign w:val="center"/>
@@ -1755,7 +1752,7 @@
           <w:p>
             <w:pPr>
               <w:pStyle w:val="Normal"/>
-              <w:spacing w:after="0" w:line="340"/>
+              <w:spacing w:after="0" w:line="264"/>
             </w:pPr>
             <w:r>
               <w:rPr>
@@ -1771,7 +1768,7 @@
       </w:tr>
       <w:tr>
         <w:trPr>
-          <w:trHeight w:val="690" w:hRule="atLeast"/>
+          <w:trHeight w:val="340" w:hRule="atLeast"/>
         </w:trPr>
         <w:tc>
           <w:tcPr>
@@ -1782,9 +1779,9 @@
               <w:right w:val="nil" w:color="FFFFFF" w:sz="0"/>
             </w:tcBorders>
             <w:tcMar>
-              <w:top w:type="dxa" w:w="216"/>
+              <w:top w:type="dxa" w:w="80"/>
               <w:left w:type="dxa" w:w="115"/>
-              <w:bottom w:type="dxa" w:w="216"/>
+              <w:bottom w:type="dxa" w:w="80"/>
               <w:right w:type="dxa" w:w="115"/>
             </w:tcMar>
             <w:vAlign w:val="center"/>
@@ -1792,7 +1789,7 @@
           <w:p>
             <w:pPr>
               <w:pStyle w:val="Normal"/>
-              <w:spacing w:after="0" w:line="340"/>
+              <w:spacing w:after="0" w:line="264"/>
             </w:pPr>
             <w:r>
               <w:rPr>
@@ -1816,9 +1813,9 @@
               <w:right w:val="nil" w:color="FFFFFF" w:sz="0"/>
             </w:tcBorders>
             <w:tcMar>
-              <w:top w:type="dxa" w:w="216"/>
+              <w:top w:type="dxa" w:w="80"/>
               <w:left w:type="dxa" w:w="115"/>
-              <w:bottom w:type="dxa" w:w="216"/>
+              <w:bottom w:type="dxa" w:w="80"/>
               <w:right w:type="dxa" w:w="115"/>
             </w:tcMar>
             <w:vAlign w:val="center"/>
@@ -1826,7 +1823,7 @@
           <w:p>
             <w:pPr>
               <w:pStyle w:val="Normal"/>
-              <w:spacing w:after="0" w:line="340"/>
+              <w:spacing w:after="0" w:line="264"/>
             </w:pPr>
             <w:r>
               <w:rPr>
